--- a/LB1.docx
+++ b/LB1.docx
@@ -476,18 +476,8 @@
           <w:sz w:val="28"/>
           <w:szCs w:val="28"/>
         </w:rPr>
-        <w:t xml:space="preserve">Юрова </w:t>
-      </w:r>
-      <w:proofErr w:type="gramStart"/>
-      <w:r>
-        <w:rPr>
-          <w:rFonts w:ascii="Times New Roman" w:eastAsia="Times New Roman" w:hAnsi="Times New Roman" w:cs="Times New Roman"/>
-          <w:sz w:val="28"/>
-          <w:szCs w:val="28"/>
-        </w:rPr>
-        <w:t>О.В.</w:t>
-      </w:r>
-      <w:proofErr w:type="gramEnd"/>
+        <w:t>Юрова О.В.</w:t>
+      </w:r>
     </w:p>
     <w:p>
       <w:pPr>
@@ -691,7 +681,6 @@
         <w:t xml:space="preserve"> вводить с клавиатуры с использованием библиотечной функции </w:t>
       </w:r>
       <w:proofErr w:type="spellStart"/>
-      <w:proofErr w:type="gramStart"/>
       <w:r>
         <w:rPr>
           <w:rFonts w:ascii="Times" w:eastAsia="Times" w:hAnsi="Times" w:cs="Times"/>
@@ -710,46 +699,35 @@
           <w:sz w:val="28"/>
           <w:szCs w:val="28"/>
         </w:rPr>
-        <w:t>(</w:t>
-      </w:r>
-      <w:proofErr w:type="gramEnd"/>
+        <w:t>().</w:t>
+      </w:r>
       <w:r>
         <w:rPr>
           <w:rFonts w:ascii="Times" w:eastAsia="Times" w:hAnsi="Times" w:cs="Times"/>
-          <w:b/>
-          <w:sz w:val="28"/>
-          <w:szCs w:val="28"/>
-        </w:rPr>
-        <w:t>).</w:t>
+          <w:sz w:val="28"/>
+          <w:szCs w:val="28"/>
+        </w:rPr>
+        <w:t xml:space="preserve"> Значение функции </w:t>
       </w:r>
       <w:r>
         <w:rPr>
           <w:rFonts w:ascii="Times" w:eastAsia="Times" w:hAnsi="Times" w:cs="Times"/>
-          <w:sz w:val="28"/>
-          <w:szCs w:val="28"/>
-        </w:rPr>
-        <w:t xml:space="preserve"> Значение функции </w:t>
+          <w:b/>
+          <w:i/>
+          <w:sz w:val="28"/>
+          <w:szCs w:val="28"/>
+        </w:rPr>
+        <w:t>у</w:t>
       </w:r>
       <w:r>
         <w:rPr>
           <w:rFonts w:ascii="Times" w:eastAsia="Times" w:hAnsi="Times" w:cs="Times"/>
-          <w:b/>
-          <w:i/>
-          <w:sz w:val="28"/>
-          <w:szCs w:val="28"/>
-        </w:rPr>
-        <w:t>у</w:t>
-      </w:r>
-      <w:r>
-        <w:rPr>
-          <w:rFonts w:ascii="Times" w:eastAsia="Times" w:hAnsi="Times" w:cs="Times"/>
           <w:sz w:val="28"/>
           <w:szCs w:val="28"/>
         </w:rPr>
         <w:t xml:space="preserve"> выводить на экран с использованием библиотечной функции </w:t>
       </w:r>
       <w:proofErr w:type="spellStart"/>
-      <w:proofErr w:type="gramStart"/>
       <w:r>
         <w:rPr>
           <w:rFonts w:ascii="Times" w:eastAsia="Times" w:hAnsi="Times" w:cs="Times"/>
@@ -768,17 +746,7 @@
           <w:sz w:val="28"/>
           <w:szCs w:val="28"/>
         </w:rPr>
-        <w:t>(</w:t>
-      </w:r>
-      <w:proofErr w:type="gramEnd"/>
-      <w:r>
-        <w:rPr>
-          <w:rFonts w:ascii="Times" w:eastAsia="Times" w:hAnsi="Times" w:cs="Times"/>
-          <w:i/>
-          <w:sz w:val="28"/>
-          <w:szCs w:val="28"/>
-        </w:rPr>
-        <w:t>)</w:t>
+        <w:t>()</w:t>
       </w:r>
       <w:r>
         <w:rPr>
@@ -1029,84 +997,51 @@
           <w:lang w:val="en-US"/>
         </w:rPr>
       </w:pPr>
-      <w:proofErr w:type="gramStart"/>
-      <w:r>
-        <w:rPr>
-          <w:rFonts w:ascii="Times New Roman" w:eastAsia="Times New Roman" w:hAnsi="Times New Roman" w:cs="Times New Roman"/>
-          <w:sz w:val="28"/>
-          <w:szCs w:val="28"/>
-          <w:lang w:val="en-US"/>
-        </w:rPr>
-        <w:t>#include</w:t>
-      </w:r>
-      <w:proofErr w:type="gramEnd"/>
-      <w:r>
-        <w:rPr>
-          <w:rFonts w:ascii="Times New Roman" w:eastAsia="Times New Roman" w:hAnsi="Times New Roman" w:cs="Times New Roman"/>
-          <w:sz w:val="28"/>
-          <w:szCs w:val="28"/>
-          <w:lang w:val="en-US"/>
-        </w:rPr>
-        <w:t xml:space="preserve"> &lt;iostream&gt;</w:t>
-      </w:r>
-    </w:p>
-    <w:p>
-      <w:pPr>
-        <w:tabs>
-          <w:tab w:val="left" w:pos="567"/>
-          <w:tab w:val="left" w:pos="851"/>
-          <w:tab w:val="left" w:pos="1134"/>
-          <w:tab w:val="left" w:pos="6237"/>
-        </w:tabs>
-        <w:spacing w:after="60" w:line="240" w:lineRule="auto"/>
-        <w:jc w:val="both"/>
-        <w:rPr>
-          <w:rFonts w:ascii="Times New Roman" w:eastAsia="Times New Roman" w:hAnsi="Times New Roman" w:cs="Times New Roman"/>
-          <w:sz w:val="28"/>
-          <w:szCs w:val="28"/>
-          <w:lang w:val="en-US"/>
-        </w:rPr>
-      </w:pPr>
-      <w:proofErr w:type="gramStart"/>
-      <w:r>
-        <w:rPr>
-          <w:rFonts w:ascii="Times New Roman" w:eastAsia="Times New Roman" w:hAnsi="Times New Roman" w:cs="Times New Roman"/>
-          <w:sz w:val="28"/>
-          <w:szCs w:val="28"/>
-          <w:lang w:val="en-US"/>
-        </w:rPr>
-        <w:t>#include</w:t>
-      </w:r>
-      <w:proofErr w:type="gramEnd"/>
-      <w:r>
-        <w:rPr>
-          <w:rFonts w:ascii="Times New Roman" w:eastAsia="Times New Roman" w:hAnsi="Times New Roman" w:cs="Times New Roman"/>
-          <w:sz w:val="28"/>
-          <w:szCs w:val="28"/>
-          <w:lang w:val="en-US"/>
-        </w:rPr>
-        <w:t xml:space="preserve"> &lt;</w:t>
+      <w:r>
+        <w:rPr>
+          <w:rFonts w:ascii="Times New Roman" w:eastAsia="Times New Roman" w:hAnsi="Times New Roman" w:cs="Times New Roman"/>
+          <w:sz w:val="28"/>
+          <w:szCs w:val="28"/>
+          <w:lang w:val="en-US"/>
+        </w:rPr>
+        <w:t>#include &lt;iostream&gt;</w:t>
+      </w:r>
+    </w:p>
+    <w:p>
+      <w:pPr>
+        <w:tabs>
+          <w:tab w:val="left" w:pos="567"/>
+          <w:tab w:val="left" w:pos="851"/>
+          <w:tab w:val="left" w:pos="1134"/>
+          <w:tab w:val="left" w:pos="6237"/>
+        </w:tabs>
+        <w:spacing w:after="60" w:line="240" w:lineRule="auto"/>
+        <w:jc w:val="both"/>
+        <w:rPr>
+          <w:rFonts w:ascii="Times New Roman" w:eastAsia="Times New Roman" w:hAnsi="Times New Roman" w:cs="Times New Roman"/>
+          <w:sz w:val="28"/>
+          <w:szCs w:val="28"/>
+          <w:lang w:val="en-US"/>
+        </w:rPr>
+      </w:pPr>
+      <w:r>
+        <w:rPr>
+          <w:rFonts w:ascii="Times New Roman" w:eastAsia="Times New Roman" w:hAnsi="Times New Roman" w:cs="Times New Roman"/>
+          <w:sz w:val="28"/>
+          <w:szCs w:val="28"/>
+          <w:lang w:val="en-US"/>
+        </w:rPr>
+        <w:t>#include &lt;</w:t>
       </w:r>
       <w:proofErr w:type="spellStart"/>
-      <w:proofErr w:type="gramStart"/>
-      <w:r>
-        <w:rPr>
-          <w:rFonts w:ascii="Times New Roman" w:eastAsia="Times New Roman" w:hAnsi="Times New Roman" w:cs="Times New Roman"/>
-          <w:sz w:val="28"/>
-          <w:szCs w:val="28"/>
-          <w:lang w:val="en-US"/>
-        </w:rPr>
-        <w:t>locale</w:t>
-      </w:r>
-      <w:proofErr w:type="gramEnd"/>
-      <w:r>
-        <w:rPr>
-          <w:rFonts w:ascii="Times New Roman" w:eastAsia="Times New Roman" w:hAnsi="Times New Roman" w:cs="Times New Roman"/>
-          <w:sz w:val="28"/>
-          <w:szCs w:val="28"/>
-          <w:lang w:val="en-US"/>
-        </w:rPr>
-        <w:t>.h</w:t>
+      <w:r>
+        <w:rPr>
+          <w:rFonts w:ascii="Times New Roman" w:eastAsia="Times New Roman" w:hAnsi="Times New Roman" w:cs="Times New Roman"/>
+          <w:sz w:val="28"/>
+          <w:szCs w:val="28"/>
+          <w:lang w:val="en-US"/>
+        </w:rPr>
+        <w:t>locale.h</w:t>
       </w:r>
       <w:proofErr w:type="spellEnd"/>
       <w:r>
@@ -1136,25 +1071,14 @@
           <w:lang w:val="en-US"/>
         </w:rPr>
       </w:pPr>
-      <w:proofErr w:type="gramStart"/>
-      <w:r>
-        <w:rPr>
-          <w:rFonts w:ascii="Times New Roman" w:eastAsia="Times New Roman" w:hAnsi="Times New Roman" w:cs="Times New Roman"/>
-          <w:sz w:val="28"/>
-          <w:szCs w:val="28"/>
-          <w:lang w:val="en-US"/>
-        </w:rPr>
-        <w:t>#include</w:t>
-      </w:r>
-      <w:proofErr w:type="gramEnd"/>
-      <w:r>
-        <w:rPr>
-          <w:rFonts w:ascii="Times New Roman" w:eastAsia="Times New Roman" w:hAnsi="Times New Roman" w:cs="Times New Roman"/>
-          <w:sz w:val="28"/>
-          <w:szCs w:val="28"/>
-          <w:lang w:val="en-US"/>
-        </w:rPr>
-        <w:t xml:space="preserve"> &lt;</w:t>
+      <w:r>
+        <w:rPr>
+          <w:rFonts w:ascii="Times New Roman" w:eastAsia="Times New Roman" w:hAnsi="Times New Roman" w:cs="Times New Roman"/>
+          <w:sz w:val="28"/>
+          <w:szCs w:val="28"/>
+          <w:lang w:val="en-US"/>
+        </w:rPr>
+        <w:t>#include &lt;</w:t>
       </w:r>
       <w:proofErr w:type="spellStart"/>
       <w:r>
@@ -1219,19 +1143,8 @@
           <w:szCs w:val="28"/>
           <w:lang w:val="en-US"/>
         </w:rPr>
-        <w:t xml:space="preserve">int </w:t>
-      </w:r>
-      <w:proofErr w:type="gramStart"/>
-      <w:r>
-        <w:rPr>
-          <w:rFonts w:ascii="Times New Roman" w:eastAsia="Times New Roman" w:hAnsi="Times New Roman" w:cs="Times New Roman"/>
-          <w:sz w:val="28"/>
-          <w:szCs w:val="28"/>
-          <w:lang w:val="en-US"/>
-        </w:rPr>
-        <w:t>main(){</w:t>
-      </w:r>
-      <w:proofErr w:type="gramEnd"/>
+        <w:t>int main(){</w:t>
+      </w:r>
     </w:p>
     <w:p>
       <w:pPr>
@@ -1278,7 +1191,6 @@
         <w:t xml:space="preserve">    </w:t>
       </w:r>
       <w:proofErr w:type="spellStart"/>
-      <w:proofErr w:type="gramStart"/>
       <w:r>
         <w:rPr>
           <w:rFonts w:ascii="Times New Roman" w:eastAsia="Times New Roman" w:hAnsi="Times New Roman" w:cs="Times New Roman"/>
@@ -1296,75 +1208,737 @@
           <w:szCs w:val="28"/>
           <w:lang w:val="en-US"/>
         </w:rPr>
+        <w:t>(LC_ALL, "Rus");</w:t>
+      </w:r>
+    </w:p>
+    <w:p>
+      <w:pPr>
+        <w:tabs>
+          <w:tab w:val="left" w:pos="567"/>
+          <w:tab w:val="left" w:pos="851"/>
+          <w:tab w:val="left" w:pos="1134"/>
+          <w:tab w:val="left" w:pos="6237"/>
+        </w:tabs>
+        <w:spacing w:after="60" w:line="240" w:lineRule="auto"/>
+        <w:jc w:val="both"/>
+        <w:rPr>
+          <w:rFonts w:ascii="Times New Roman" w:eastAsia="Times New Roman" w:hAnsi="Times New Roman" w:cs="Times New Roman"/>
+          <w:sz w:val="28"/>
+          <w:szCs w:val="28"/>
+          <w:lang w:val="en-US"/>
+        </w:rPr>
+      </w:pPr>
+    </w:p>
+    <w:p>
+      <w:pPr>
+        <w:tabs>
+          <w:tab w:val="left" w:pos="567"/>
+          <w:tab w:val="left" w:pos="851"/>
+          <w:tab w:val="left" w:pos="1134"/>
+          <w:tab w:val="left" w:pos="6237"/>
+        </w:tabs>
+        <w:spacing w:after="60" w:line="240" w:lineRule="auto"/>
+        <w:jc w:val="both"/>
+        <w:rPr>
+          <w:rFonts w:ascii="Times New Roman" w:eastAsia="Times New Roman" w:hAnsi="Times New Roman" w:cs="Times New Roman"/>
+          <w:sz w:val="28"/>
+          <w:szCs w:val="28"/>
+          <w:lang w:val="ru-RU"/>
+        </w:rPr>
+      </w:pPr>
+      <w:r>
+        <w:rPr>
+          <w:rFonts w:ascii="Times New Roman" w:eastAsia="Times New Roman" w:hAnsi="Times New Roman" w:cs="Times New Roman"/>
+          <w:sz w:val="28"/>
+          <w:szCs w:val="28"/>
+          <w:lang w:val="ru-RU"/>
+        </w:rPr>
+        <w:t xml:space="preserve">    </w:t>
+      </w:r>
+      <w:r>
+        <w:rPr>
+          <w:rFonts w:ascii="Times New Roman" w:eastAsia="Times New Roman" w:hAnsi="Times New Roman" w:cs="Times New Roman"/>
+          <w:sz w:val="28"/>
+          <w:szCs w:val="28"/>
+          <w:lang w:val="en-US"/>
+        </w:rPr>
+        <w:t>float</w:t>
+      </w:r>
+      <w:r>
+        <w:rPr>
+          <w:rFonts w:ascii="Times New Roman" w:eastAsia="Times New Roman" w:hAnsi="Times New Roman" w:cs="Times New Roman"/>
+          <w:sz w:val="28"/>
+          <w:szCs w:val="28"/>
+          <w:lang w:val="ru-RU"/>
+        </w:rPr>
+        <w:t xml:space="preserve"> </w:t>
+      </w:r>
+      <w:r>
+        <w:rPr>
+          <w:rFonts w:ascii="Times New Roman" w:eastAsia="Times New Roman" w:hAnsi="Times New Roman" w:cs="Times New Roman"/>
+          <w:sz w:val="28"/>
+          <w:szCs w:val="28"/>
+          <w:lang w:val="en-US"/>
+        </w:rPr>
+        <w:t>x</w:t>
+      </w:r>
+      <w:r>
+        <w:rPr>
+          <w:rFonts w:ascii="Times New Roman" w:eastAsia="Times New Roman" w:hAnsi="Times New Roman" w:cs="Times New Roman"/>
+          <w:sz w:val="28"/>
+          <w:szCs w:val="28"/>
+          <w:lang w:val="ru-RU"/>
+        </w:rPr>
+        <w:t xml:space="preserve">; </w:t>
+      </w:r>
+    </w:p>
+    <w:p>
+      <w:pPr>
+        <w:tabs>
+          <w:tab w:val="left" w:pos="567"/>
+          <w:tab w:val="left" w:pos="851"/>
+          <w:tab w:val="left" w:pos="1134"/>
+          <w:tab w:val="left" w:pos="6237"/>
+        </w:tabs>
+        <w:spacing w:after="60" w:line="240" w:lineRule="auto"/>
+        <w:jc w:val="both"/>
+        <w:rPr>
+          <w:rFonts w:ascii="Times New Roman" w:eastAsia="Times New Roman" w:hAnsi="Times New Roman" w:cs="Times New Roman"/>
+          <w:sz w:val="28"/>
+          <w:szCs w:val="28"/>
+          <w:lang w:val="ru-RU"/>
+        </w:rPr>
+      </w:pPr>
+      <w:r>
+        <w:rPr>
+          <w:rFonts w:ascii="Times New Roman" w:eastAsia="Times New Roman" w:hAnsi="Times New Roman" w:cs="Times New Roman"/>
+          <w:sz w:val="28"/>
+          <w:szCs w:val="28"/>
+          <w:lang w:val="ru-RU"/>
+        </w:rPr>
+        <w:t xml:space="preserve">    </w:t>
+      </w:r>
+      <w:r>
+        <w:rPr>
+          <w:rFonts w:ascii="Times New Roman" w:eastAsia="Times New Roman" w:hAnsi="Times New Roman" w:cs="Times New Roman"/>
+          <w:sz w:val="28"/>
+          <w:szCs w:val="28"/>
+          <w:lang w:val="en-US"/>
+        </w:rPr>
+        <w:t>float</w:t>
+      </w:r>
+      <w:r>
+        <w:rPr>
+          <w:rFonts w:ascii="Times New Roman" w:eastAsia="Times New Roman" w:hAnsi="Times New Roman" w:cs="Times New Roman"/>
+          <w:sz w:val="28"/>
+          <w:szCs w:val="28"/>
+          <w:lang w:val="ru-RU"/>
+        </w:rPr>
+        <w:t xml:space="preserve"> </w:t>
+      </w:r>
+      <w:r>
+        <w:rPr>
+          <w:rFonts w:ascii="Times New Roman" w:eastAsia="Times New Roman" w:hAnsi="Times New Roman" w:cs="Times New Roman"/>
+          <w:sz w:val="28"/>
+          <w:szCs w:val="28"/>
+          <w:lang w:val="en-US"/>
+        </w:rPr>
+        <w:t>b</w:t>
+      </w:r>
+      <w:r>
+        <w:rPr>
+          <w:rFonts w:ascii="Times New Roman" w:eastAsia="Times New Roman" w:hAnsi="Times New Roman" w:cs="Times New Roman"/>
+          <w:sz w:val="28"/>
+          <w:szCs w:val="28"/>
+          <w:lang w:val="ru-RU"/>
+        </w:rPr>
+        <w:t>;</w:t>
+      </w:r>
+      <w:r>
+        <w:rPr>
+          <w:rFonts w:ascii="Times New Roman" w:eastAsia="Times New Roman" w:hAnsi="Times New Roman" w:cs="Times New Roman"/>
+          <w:sz w:val="28"/>
+          <w:szCs w:val="28"/>
+          <w:lang w:val="ru-RU"/>
+        </w:rPr>
+        <w:t xml:space="preserve"> </w:t>
+      </w:r>
+      <w:r>
+        <w:rPr>
+          <w:rFonts w:ascii="Times New Roman" w:eastAsia="Times New Roman" w:hAnsi="Times New Roman" w:cs="Times New Roman"/>
+          <w:sz w:val="28"/>
+          <w:szCs w:val="28"/>
+          <w:lang w:val="ru-RU"/>
+        </w:rPr>
+        <w:t>//</w:t>
+      </w:r>
+      <w:r>
+        <w:rPr>
+          <w:rFonts w:ascii="Times New Roman" w:eastAsia="Times New Roman" w:hAnsi="Times New Roman" w:cs="Times New Roman"/>
+          <w:sz w:val="28"/>
+          <w:szCs w:val="28"/>
+          <w:lang w:val="ru-RU"/>
+        </w:rPr>
+        <w:t xml:space="preserve">результат функции </w:t>
+      </w:r>
+    </w:p>
+    <w:p>
+      <w:pPr>
+        <w:tabs>
+          <w:tab w:val="left" w:pos="567"/>
+          <w:tab w:val="left" w:pos="851"/>
+          <w:tab w:val="left" w:pos="1134"/>
+          <w:tab w:val="left" w:pos="6237"/>
+        </w:tabs>
+        <w:spacing w:after="60" w:line="240" w:lineRule="auto"/>
+        <w:jc w:val="both"/>
+        <w:rPr>
+          <w:rFonts w:ascii="Times New Roman" w:eastAsia="Times New Roman" w:hAnsi="Times New Roman" w:cs="Times New Roman"/>
+          <w:sz w:val="28"/>
+          <w:szCs w:val="28"/>
+          <w:lang w:val="ru-RU"/>
+        </w:rPr>
+      </w:pPr>
+    </w:p>
+    <w:p>
+      <w:pPr>
+        <w:tabs>
+          <w:tab w:val="left" w:pos="567"/>
+          <w:tab w:val="left" w:pos="851"/>
+          <w:tab w:val="left" w:pos="1134"/>
+          <w:tab w:val="left" w:pos="6237"/>
+        </w:tabs>
+        <w:spacing w:after="60" w:line="240" w:lineRule="auto"/>
+        <w:jc w:val="both"/>
+        <w:rPr>
+          <w:rFonts w:ascii="Times New Roman" w:eastAsia="Times New Roman" w:hAnsi="Times New Roman" w:cs="Times New Roman"/>
+          <w:sz w:val="28"/>
+          <w:szCs w:val="28"/>
+        </w:rPr>
+      </w:pPr>
+      <w:r>
+        <w:rPr>
+          <w:rFonts w:ascii="Times New Roman" w:eastAsia="Times New Roman" w:hAnsi="Times New Roman" w:cs="Times New Roman"/>
+          <w:sz w:val="28"/>
+          <w:szCs w:val="28"/>
+          <w:lang w:val="ru-RU"/>
+        </w:rPr>
+        <w:t xml:space="preserve">    </w:t>
+      </w:r>
+      <w:proofErr w:type="spellStart"/>
+      <w:r>
+        <w:rPr>
+          <w:rFonts w:ascii="Times New Roman" w:eastAsia="Times New Roman" w:hAnsi="Times New Roman" w:cs="Times New Roman"/>
+          <w:sz w:val="28"/>
+          <w:szCs w:val="28"/>
+        </w:rPr>
+        <w:t>printf</w:t>
+      </w:r>
+      <w:proofErr w:type="spellEnd"/>
+      <w:r>
+        <w:rPr>
+          <w:rFonts w:ascii="Times New Roman" w:eastAsia="Times New Roman" w:hAnsi="Times New Roman" w:cs="Times New Roman"/>
+          <w:sz w:val="28"/>
+          <w:szCs w:val="28"/>
+        </w:rPr>
+        <w:t>("Введите переменную X: ");</w:t>
+      </w:r>
+    </w:p>
+    <w:p>
+      <w:pPr>
+        <w:tabs>
+          <w:tab w:val="left" w:pos="567"/>
+          <w:tab w:val="left" w:pos="851"/>
+          <w:tab w:val="left" w:pos="1134"/>
+          <w:tab w:val="left" w:pos="6237"/>
+        </w:tabs>
+        <w:spacing w:after="60" w:line="240" w:lineRule="auto"/>
+        <w:jc w:val="both"/>
+        <w:rPr>
+          <w:rFonts w:ascii="Times New Roman" w:eastAsia="Times New Roman" w:hAnsi="Times New Roman" w:cs="Times New Roman"/>
+          <w:sz w:val="28"/>
+          <w:szCs w:val="28"/>
+          <w:lang w:val="en-US"/>
+        </w:rPr>
+      </w:pPr>
+      <w:r>
+        <w:rPr>
+          <w:rFonts w:ascii="Times New Roman" w:eastAsia="Times New Roman" w:hAnsi="Times New Roman" w:cs="Times New Roman"/>
+          <w:sz w:val="28"/>
+          <w:szCs w:val="28"/>
+        </w:rPr>
+        <w:t xml:space="preserve">    </w:t>
+      </w:r>
+      <w:proofErr w:type="spellStart"/>
+      <w:r>
+        <w:rPr>
+          <w:rFonts w:ascii="Times New Roman" w:eastAsia="Times New Roman" w:hAnsi="Times New Roman" w:cs="Times New Roman"/>
+          <w:sz w:val="28"/>
+          <w:szCs w:val="28"/>
+          <w:lang w:val="en-US"/>
+        </w:rPr>
+        <w:t>scanf_s</w:t>
+      </w:r>
+      <w:proofErr w:type="spellEnd"/>
+      <w:r>
+        <w:rPr>
+          <w:rFonts w:ascii="Times New Roman" w:eastAsia="Times New Roman" w:hAnsi="Times New Roman" w:cs="Times New Roman"/>
+          <w:sz w:val="28"/>
+          <w:szCs w:val="28"/>
+          <w:lang w:val="en-US"/>
+        </w:rPr>
+        <w:t>("%f", &amp;x);</w:t>
+      </w:r>
+    </w:p>
+    <w:p>
+      <w:pPr>
+        <w:tabs>
+          <w:tab w:val="left" w:pos="567"/>
+          <w:tab w:val="left" w:pos="851"/>
+          <w:tab w:val="left" w:pos="1134"/>
+          <w:tab w:val="left" w:pos="6237"/>
+        </w:tabs>
+        <w:spacing w:after="60" w:line="240" w:lineRule="auto"/>
+        <w:jc w:val="both"/>
+        <w:rPr>
+          <w:rFonts w:ascii="Times New Roman" w:eastAsia="Times New Roman" w:hAnsi="Times New Roman" w:cs="Times New Roman"/>
+          <w:sz w:val="28"/>
+          <w:szCs w:val="28"/>
+          <w:lang w:val="en-US"/>
+        </w:rPr>
+      </w:pPr>
+      <w:r>
+        <w:rPr>
+          <w:rFonts w:ascii="Times New Roman" w:eastAsia="Times New Roman" w:hAnsi="Times New Roman" w:cs="Times New Roman"/>
+          <w:sz w:val="28"/>
+          <w:szCs w:val="28"/>
+          <w:lang w:val="en-US"/>
+        </w:rPr>
+        <w:t xml:space="preserve">    </w:t>
+      </w:r>
+    </w:p>
+    <w:p>
+      <w:pPr>
+        <w:tabs>
+          <w:tab w:val="left" w:pos="567"/>
+          <w:tab w:val="left" w:pos="851"/>
+          <w:tab w:val="left" w:pos="1134"/>
+          <w:tab w:val="left" w:pos="6237"/>
+        </w:tabs>
+        <w:spacing w:after="60" w:line="240" w:lineRule="auto"/>
+        <w:jc w:val="both"/>
+        <w:rPr>
+          <w:rFonts w:ascii="Times New Roman" w:eastAsia="Times New Roman" w:hAnsi="Times New Roman" w:cs="Times New Roman"/>
+          <w:sz w:val="28"/>
+          <w:szCs w:val="28"/>
+          <w:lang w:val="en-US"/>
+        </w:rPr>
+      </w:pPr>
+      <w:r>
+        <w:rPr>
+          <w:rFonts w:ascii="Times New Roman" w:eastAsia="Times New Roman" w:hAnsi="Times New Roman" w:cs="Times New Roman"/>
+          <w:sz w:val="28"/>
+          <w:szCs w:val="28"/>
+          <w:lang w:val="en-US"/>
+        </w:rPr>
+        <w:t xml:space="preserve">    y = (log(pow(x, 3) + 5)) / (1 / tan(x));</w:t>
+      </w:r>
+    </w:p>
+    <w:p>
+      <w:pPr>
+        <w:tabs>
+          <w:tab w:val="left" w:pos="567"/>
+          <w:tab w:val="left" w:pos="851"/>
+          <w:tab w:val="left" w:pos="1134"/>
+          <w:tab w:val="left" w:pos="6237"/>
+        </w:tabs>
+        <w:spacing w:after="60" w:line="240" w:lineRule="auto"/>
+        <w:jc w:val="both"/>
+        <w:rPr>
+          <w:rFonts w:ascii="Times New Roman" w:eastAsia="Times New Roman" w:hAnsi="Times New Roman" w:cs="Times New Roman"/>
+          <w:sz w:val="28"/>
+          <w:szCs w:val="28"/>
+          <w:lang w:val="en-US"/>
+        </w:rPr>
+      </w:pPr>
+      <w:r>
+        <w:rPr>
+          <w:rFonts w:ascii="Times New Roman" w:eastAsia="Times New Roman" w:hAnsi="Times New Roman" w:cs="Times New Roman"/>
+          <w:sz w:val="28"/>
+          <w:szCs w:val="28"/>
+          <w:lang w:val="en-US"/>
+        </w:rPr>
+        <w:t xml:space="preserve">    </w:t>
+      </w:r>
+    </w:p>
+    <w:p>
+      <w:pPr>
+        <w:tabs>
+          <w:tab w:val="left" w:pos="567"/>
+          <w:tab w:val="left" w:pos="851"/>
+          <w:tab w:val="left" w:pos="1134"/>
+          <w:tab w:val="left" w:pos="6237"/>
+        </w:tabs>
+        <w:spacing w:after="60" w:line="240" w:lineRule="auto"/>
+        <w:jc w:val="both"/>
+        <w:rPr>
+          <w:rFonts w:ascii="Times New Roman" w:eastAsia="Times New Roman" w:hAnsi="Times New Roman" w:cs="Times New Roman"/>
+          <w:sz w:val="28"/>
+          <w:szCs w:val="28"/>
+          <w:lang w:val="en-US"/>
+        </w:rPr>
+      </w:pPr>
+    </w:p>
+    <w:p>
+      <w:pPr>
+        <w:tabs>
+          <w:tab w:val="left" w:pos="567"/>
+          <w:tab w:val="left" w:pos="851"/>
+          <w:tab w:val="left" w:pos="1134"/>
+          <w:tab w:val="left" w:pos="6237"/>
+        </w:tabs>
+        <w:spacing w:after="60" w:line="240" w:lineRule="auto"/>
+        <w:jc w:val="both"/>
+        <w:rPr>
+          <w:rFonts w:ascii="Times New Roman" w:eastAsia="Times New Roman" w:hAnsi="Times New Roman" w:cs="Times New Roman"/>
+          <w:sz w:val="28"/>
+          <w:szCs w:val="28"/>
+        </w:rPr>
+      </w:pPr>
+      <w:r>
+        <w:rPr>
+          <w:rFonts w:ascii="Times New Roman" w:eastAsia="Times New Roman" w:hAnsi="Times New Roman" w:cs="Times New Roman"/>
+          <w:sz w:val="28"/>
+          <w:szCs w:val="28"/>
+          <w:lang w:val="en-US"/>
+        </w:rPr>
+        <w:t xml:space="preserve">    </w:t>
+      </w:r>
+      <w:proofErr w:type="spellStart"/>
+      <w:r>
+        <w:rPr>
+          <w:rFonts w:ascii="Times New Roman" w:eastAsia="Times New Roman" w:hAnsi="Times New Roman" w:cs="Times New Roman"/>
+          <w:sz w:val="28"/>
+          <w:szCs w:val="28"/>
+        </w:rPr>
+        <w:t>if</w:t>
+      </w:r>
+      <w:proofErr w:type="spellEnd"/>
+      <w:r>
+        <w:rPr>
+          <w:rFonts w:ascii="Times New Roman" w:eastAsia="Times New Roman" w:hAnsi="Times New Roman" w:cs="Times New Roman"/>
+          <w:sz w:val="28"/>
+          <w:szCs w:val="28"/>
+        </w:rPr>
+        <w:t xml:space="preserve"> (</w:t>
+      </w:r>
+      <w:r>
+        <w:rPr>
+          <w:rFonts w:ascii="Times New Roman" w:eastAsia="Times New Roman" w:hAnsi="Times New Roman" w:cs="Times New Roman"/>
+          <w:sz w:val="28"/>
+          <w:szCs w:val="28"/>
+          <w:lang w:val="en-US"/>
+        </w:rPr>
+        <w:t>b</w:t>
+      </w:r>
+      <w:r>
+        <w:rPr>
+          <w:rFonts w:ascii="Times New Roman" w:eastAsia="Times New Roman" w:hAnsi="Times New Roman" w:cs="Times New Roman"/>
+          <w:sz w:val="28"/>
+          <w:szCs w:val="28"/>
+        </w:rPr>
+        <w:t xml:space="preserve"> &lt; 0)</w:t>
+      </w:r>
+    </w:p>
+    <w:p>
+      <w:pPr>
+        <w:tabs>
+          <w:tab w:val="left" w:pos="567"/>
+          <w:tab w:val="left" w:pos="851"/>
+          <w:tab w:val="left" w:pos="1134"/>
+          <w:tab w:val="left" w:pos="6237"/>
+        </w:tabs>
+        <w:spacing w:after="60" w:line="240" w:lineRule="auto"/>
+        <w:jc w:val="both"/>
+        <w:rPr>
+          <w:rFonts w:ascii="Times New Roman" w:eastAsia="Times New Roman" w:hAnsi="Times New Roman" w:cs="Times New Roman"/>
+          <w:sz w:val="28"/>
+          <w:szCs w:val="28"/>
+        </w:rPr>
+      </w:pPr>
+      <w:r>
+        <w:rPr>
+          <w:rFonts w:ascii="Times New Roman" w:eastAsia="Times New Roman" w:hAnsi="Times New Roman" w:cs="Times New Roman"/>
+          <w:sz w:val="28"/>
+          <w:szCs w:val="28"/>
+        </w:rPr>
+        <w:t xml:space="preserve">    {</w:t>
+      </w:r>
+    </w:p>
+    <w:p>
+      <w:pPr>
+        <w:tabs>
+          <w:tab w:val="left" w:pos="567"/>
+          <w:tab w:val="left" w:pos="851"/>
+          <w:tab w:val="left" w:pos="1134"/>
+          <w:tab w:val="left" w:pos="6237"/>
+        </w:tabs>
+        <w:spacing w:after="60" w:line="240" w:lineRule="auto"/>
+        <w:jc w:val="both"/>
+        <w:rPr>
+          <w:rFonts w:ascii="Times New Roman" w:eastAsia="Times New Roman" w:hAnsi="Times New Roman" w:cs="Times New Roman"/>
+          <w:sz w:val="28"/>
+          <w:szCs w:val="28"/>
+        </w:rPr>
+      </w:pPr>
+      <w:r>
+        <w:rPr>
+          <w:rFonts w:ascii="Times New Roman" w:eastAsia="Times New Roman" w:hAnsi="Times New Roman" w:cs="Times New Roman"/>
+          <w:sz w:val="28"/>
+          <w:szCs w:val="28"/>
+        </w:rPr>
+        <w:t xml:space="preserve">        </w:t>
+      </w:r>
+      <w:proofErr w:type="spellStart"/>
+      <w:r>
+        <w:rPr>
+          <w:rFonts w:ascii="Times New Roman" w:eastAsia="Times New Roman" w:hAnsi="Times New Roman" w:cs="Times New Roman"/>
+          <w:sz w:val="28"/>
+          <w:szCs w:val="28"/>
+        </w:rPr>
+        <w:t>printf</w:t>
+      </w:r>
+      <w:proofErr w:type="spellEnd"/>
+      <w:r>
+        <w:rPr>
+          <w:rFonts w:ascii="Times New Roman" w:eastAsia="Times New Roman" w:hAnsi="Times New Roman" w:cs="Times New Roman"/>
+          <w:sz w:val="28"/>
+          <w:szCs w:val="28"/>
+        </w:rPr>
+        <w:t xml:space="preserve">("Значение </w:t>
+      </w:r>
+      <w:r>
+        <w:rPr>
+          <w:rFonts w:ascii="Times New Roman" w:eastAsia="Times New Roman" w:hAnsi="Times New Roman" w:cs="Times New Roman"/>
+          <w:sz w:val="28"/>
+          <w:szCs w:val="28"/>
+          <w:lang w:val="en-US"/>
+        </w:rPr>
+        <w:t>B</w:t>
+      </w:r>
+      <w:r>
+        <w:rPr>
+          <w:rFonts w:ascii="Times New Roman" w:eastAsia="Times New Roman" w:hAnsi="Times New Roman" w:cs="Times New Roman"/>
+          <w:sz w:val="28"/>
+          <w:szCs w:val="28"/>
+        </w:rPr>
+        <w:t xml:space="preserve"> не принадлежит действительным числам");</w:t>
+      </w:r>
+    </w:p>
+    <w:p>
+      <w:pPr>
+        <w:tabs>
+          <w:tab w:val="left" w:pos="567"/>
+          <w:tab w:val="left" w:pos="851"/>
+          <w:tab w:val="left" w:pos="1134"/>
+          <w:tab w:val="left" w:pos="6237"/>
+        </w:tabs>
+        <w:spacing w:after="60" w:line="240" w:lineRule="auto"/>
+        <w:jc w:val="both"/>
+        <w:rPr>
+          <w:rFonts w:ascii="Times New Roman" w:eastAsia="Times New Roman" w:hAnsi="Times New Roman" w:cs="Times New Roman"/>
+          <w:sz w:val="28"/>
+          <w:szCs w:val="28"/>
+        </w:rPr>
+      </w:pPr>
+      <w:r>
+        <w:rPr>
+          <w:rFonts w:ascii="Times New Roman" w:eastAsia="Times New Roman" w:hAnsi="Times New Roman" w:cs="Times New Roman"/>
+          <w:sz w:val="28"/>
+          <w:szCs w:val="28"/>
+        </w:rPr>
+        <w:t xml:space="preserve">    }</w:t>
+      </w:r>
+    </w:p>
+    <w:p>
+      <w:pPr>
+        <w:tabs>
+          <w:tab w:val="left" w:pos="567"/>
+          <w:tab w:val="left" w:pos="851"/>
+          <w:tab w:val="left" w:pos="1134"/>
+          <w:tab w:val="left" w:pos="6237"/>
+        </w:tabs>
+        <w:spacing w:after="60" w:line="240" w:lineRule="auto"/>
+        <w:jc w:val="both"/>
+        <w:rPr>
+          <w:rFonts w:ascii="Times New Roman" w:eastAsia="Times New Roman" w:hAnsi="Times New Roman" w:cs="Times New Roman"/>
+          <w:sz w:val="28"/>
+          <w:szCs w:val="28"/>
+        </w:rPr>
+      </w:pPr>
+      <w:r>
+        <w:rPr>
+          <w:rFonts w:ascii="Times New Roman" w:eastAsia="Times New Roman" w:hAnsi="Times New Roman" w:cs="Times New Roman"/>
+          <w:sz w:val="28"/>
+          <w:szCs w:val="28"/>
+        </w:rPr>
+        <w:t xml:space="preserve">    </w:t>
+      </w:r>
+      <w:proofErr w:type="spellStart"/>
+      <w:r>
+        <w:rPr>
+          <w:rFonts w:ascii="Times New Roman" w:eastAsia="Times New Roman" w:hAnsi="Times New Roman" w:cs="Times New Roman"/>
+          <w:sz w:val="28"/>
+          <w:szCs w:val="28"/>
+        </w:rPr>
+        <w:t>else</w:t>
+      </w:r>
+      <w:proofErr w:type="spellEnd"/>
+    </w:p>
+    <w:p>
+      <w:pPr>
+        <w:tabs>
+          <w:tab w:val="left" w:pos="567"/>
+          <w:tab w:val="left" w:pos="851"/>
+          <w:tab w:val="left" w:pos="1134"/>
+          <w:tab w:val="left" w:pos="6237"/>
+        </w:tabs>
+        <w:spacing w:after="60" w:line="240" w:lineRule="auto"/>
+        <w:jc w:val="both"/>
+        <w:rPr>
+          <w:rFonts w:ascii="Times New Roman" w:eastAsia="Times New Roman" w:hAnsi="Times New Roman" w:cs="Times New Roman"/>
+          <w:sz w:val="28"/>
+          <w:szCs w:val="28"/>
+        </w:rPr>
+      </w:pPr>
+      <w:r>
+        <w:rPr>
+          <w:rFonts w:ascii="Times New Roman" w:eastAsia="Times New Roman" w:hAnsi="Times New Roman" w:cs="Times New Roman"/>
+          <w:sz w:val="28"/>
+          <w:szCs w:val="28"/>
+        </w:rPr>
+        <w:t xml:space="preserve">    {</w:t>
+      </w:r>
+    </w:p>
+    <w:p>
+      <w:pPr>
+        <w:tabs>
+          <w:tab w:val="left" w:pos="567"/>
+          <w:tab w:val="left" w:pos="851"/>
+          <w:tab w:val="left" w:pos="1134"/>
+          <w:tab w:val="left" w:pos="6237"/>
+        </w:tabs>
+        <w:spacing w:after="60" w:line="240" w:lineRule="auto"/>
+        <w:jc w:val="both"/>
+        <w:rPr>
+          <w:rFonts w:ascii="Times New Roman" w:eastAsia="Times New Roman" w:hAnsi="Times New Roman" w:cs="Times New Roman"/>
+          <w:sz w:val="28"/>
+          <w:szCs w:val="28"/>
+        </w:rPr>
+      </w:pPr>
+      <w:r>
+        <w:rPr>
+          <w:rFonts w:ascii="Times New Roman" w:eastAsia="Times New Roman" w:hAnsi="Times New Roman" w:cs="Times New Roman"/>
+          <w:sz w:val="28"/>
+          <w:szCs w:val="28"/>
+        </w:rPr>
+        <w:t xml:space="preserve">        y = </w:t>
+      </w:r>
+      <w:proofErr w:type="spellStart"/>
+      <w:r>
+        <w:rPr>
+          <w:rFonts w:ascii="Times New Roman" w:eastAsia="Times New Roman" w:hAnsi="Times New Roman" w:cs="Times New Roman"/>
+          <w:sz w:val="28"/>
+          <w:szCs w:val="28"/>
+        </w:rPr>
+        <w:t>sqrt</w:t>
+      </w:r>
+      <w:proofErr w:type="spellEnd"/>
+      <w:r>
+        <w:rPr>
+          <w:rFonts w:ascii="Times New Roman" w:eastAsia="Times New Roman" w:hAnsi="Times New Roman" w:cs="Times New Roman"/>
+          <w:sz w:val="28"/>
+          <w:szCs w:val="28"/>
+        </w:rPr>
         <w:t>(</w:t>
       </w:r>
-      <w:proofErr w:type="gramEnd"/>
-      <w:r>
-        <w:rPr>
-          <w:rFonts w:ascii="Times New Roman" w:eastAsia="Times New Roman" w:hAnsi="Times New Roman" w:cs="Times New Roman"/>
-          <w:sz w:val="28"/>
-          <w:szCs w:val="28"/>
-          <w:lang w:val="en-US"/>
-        </w:rPr>
-        <w:t>LC_ALL, "Rus"</w:t>
-      </w:r>
-      <w:proofErr w:type="gramStart"/>
-      <w:r>
-        <w:rPr>
-          <w:rFonts w:ascii="Times New Roman" w:eastAsia="Times New Roman" w:hAnsi="Times New Roman" w:cs="Times New Roman"/>
-          <w:sz w:val="28"/>
-          <w:szCs w:val="28"/>
-          <w:lang w:val="en-US"/>
+      <w:r>
+        <w:rPr>
+          <w:rFonts w:ascii="Times New Roman" w:eastAsia="Times New Roman" w:hAnsi="Times New Roman" w:cs="Times New Roman"/>
+          <w:sz w:val="28"/>
+          <w:szCs w:val="28"/>
+          <w:lang w:val="en-US"/>
+        </w:rPr>
+        <w:t>b</w:t>
+      </w:r>
+      <w:r>
+        <w:rPr>
+          <w:rFonts w:ascii="Times New Roman" w:eastAsia="Times New Roman" w:hAnsi="Times New Roman" w:cs="Times New Roman"/>
+          <w:sz w:val="28"/>
+          <w:szCs w:val="28"/>
         </w:rPr>
         <w:t>);</w:t>
       </w:r>
-      <w:proofErr w:type="gramEnd"/>
-    </w:p>
-    <w:p>
-      <w:pPr>
-        <w:tabs>
-          <w:tab w:val="left" w:pos="567"/>
-          <w:tab w:val="left" w:pos="851"/>
-          <w:tab w:val="left" w:pos="1134"/>
-          <w:tab w:val="left" w:pos="6237"/>
-        </w:tabs>
-        <w:spacing w:after="60" w:line="240" w:lineRule="auto"/>
-        <w:jc w:val="both"/>
-        <w:rPr>
-          <w:rFonts w:ascii="Times New Roman" w:eastAsia="Times New Roman" w:hAnsi="Times New Roman" w:cs="Times New Roman"/>
-          <w:sz w:val="28"/>
-          <w:szCs w:val="28"/>
-          <w:lang w:val="en-US"/>
-        </w:rPr>
-      </w:pPr>
-    </w:p>
-    <w:p>
-      <w:pPr>
-        <w:tabs>
-          <w:tab w:val="left" w:pos="567"/>
-          <w:tab w:val="left" w:pos="851"/>
-          <w:tab w:val="left" w:pos="1134"/>
-          <w:tab w:val="left" w:pos="6237"/>
-        </w:tabs>
-        <w:spacing w:after="60" w:line="240" w:lineRule="auto"/>
-        <w:jc w:val="both"/>
-        <w:rPr>
-          <w:rFonts w:ascii="Times New Roman" w:eastAsia="Times New Roman" w:hAnsi="Times New Roman" w:cs="Times New Roman"/>
-          <w:sz w:val="28"/>
-          <w:szCs w:val="28"/>
-          <w:lang w:val="en-US"/>
-        </w:rPr>
-      </w:pPr>
-      <w:r>
-        <w:rPr>
-          <w:rFonts w:ascii="Times New Roman" w:eastAsia="Times New Roman" w:hAnsi="Times New Roman" w:cs="Times New Roman"/>
-          <w:sz w:val="28"/>
-          <w:szCs w:val="28"/>
-          <w:lang w:val="en-US"/>
-        </w:rPr>
-        <w:t xml:space="preserve">    float x, </w:t>
-      </w:r>
-      <w:proofErr w:type="gramStart"/>
+    </w:p>
+    <w:p>
+      <w:pPr>
+        <w:tabs>
+          <w:tab w:val="left" w:pos="567"/>
+          <w:tab w:val="left" w:pos="851"/>
+          <w:tab w:val="left" w:pos="1134"/>
+          <w:tab w:val="left" w:pos="6237"/>
+        </w:tabs>
+        <w:spacing w:after="60" w:line="240" w:lineRule="auto"/>
+        <w:jc w:val="both"/>
+        <w:rPr>
+          <w:rFonts w:ascii="Times New Roman" w:eastAsia="Times New Roman" w:hAnsi="Times New Roman" w:cs="Times New Roman"/>
+          <w:sz w:val="28"/>
+          <w:szCs w:val="28"/>
+        </w:rPr>
+      </w:pPr>
+      <w:r>
+        <w:rPr>
+          <w:rFonts w:ascii="Times New Roman" w:eastAsia="Times New Roman" w:hAnsi="Times New Roman" w:cs="Times New Roman"/>
+          <w:sz w:val="28"/>
+          <w:szCs w:val="28"/>
+        </w:rPr>
+        <w:t xml:space="preserve">        </w:t>
+      </w:r>
+      <w:proofErr w:type="spellStart"/>
+      <w:r>
+        <w:rPr>
+          <w:rFonts w:ascii="Times New Roman" w:eastAsia="Times New Roman" w:hAnsi="Times New Roman" w:cs="Times New Roman"/>
+          <w:sz w:val="28"/>
+          <w:szCs w:val="28"/>
+        </w:rPr>
+        <w:t>printf</w:t>
+      </w:r>
+      <w:proofErr w:type="spellEnd"/>
+      <w:r>
+        <w:rPr>
+          <w:rFonts w:ascii="Times New Roman" w:eastAsia="Times New Roman" w:hAnsi="Times New Roman" w:cs="Times New Roman"/>
+          <w:sz w:val="28"/>
+          <w:szCs w:val="28"/>
+        </w:rPr>
+        <w:t xml:space="preserve">("Переменная </w:t>
+      </w:r>
+      <w:r>
+        <w:rPr>
+          <w:rFonts w:ascii="Times New Roman" w:eastAsia="Times New Roman" w:hAnsi="Times New Roman" w:cs="Times New Roman"/>
+          <w:sz w:val="28"/>
+          <w:szCs w:val="28"/>
+          <w:lang w:val="en-US"/>
+        </w:rPr>
+        <w:t>B</w:t>
+      </w:r>
+      <w:r>
+        <w:rPr>
+          <w:rFonts w:ascii="Times New Roman" w:eastAsia="Times New Roman" w:hAnsi="Times New Roman" w:cs="Times New Roman"/>
+          <w:sz w:val="28"/>
+          <w:szCs w:val="28"/>
+        </w:rPr>
+        <w:t xml:space="preserve"> равняется: %f", </w:t>
+      </w:r>
       <w:r>
         <w:rPr>
           <w:rFonts w:ascii="Times New Roman" w:eastAsia="Times New Roman" w:hAnsi="Times New Roman" w:cs="Times New Roman"/>
@@ -1379,64 +1953,84 @@
           <w:rFonts w:ascii="Times New Roman" w:eastAsia="Times New Roman" w:hAnsi="Times New Roman" w:cs="Times New Roman"/>
           <w:sz w:val="28"/>
           <w:szCs w:val="28"/>
-          <w:lang w:val="en-US"/>
-        </w:rPr>
-        <w:t>;</w:t>
-      </w:r>
-      <w:proofErr w:type="gramEnd"/>
-    </w:p>
-    <w:p>
-      <w:pPr>
-        <w:tabs>
-          <w:tab w:val="left" w:pos="567"/>
-          <w:tab w:val="left" w:pos="851"/>
-          <w:tab w:val="left" w:pos="1134"/>
-          <w:tab w:val="left" w:pos="6237"/>
-        </w:tabs>
-        <w:spacing w:after="60" w:line="240" w:lineRule="auto"/>
-        <w:jc w:val="both"/>
-        <w:rPr>
-          <w:rFonts w:ascii="Times New Roman" w:eastAsia="Times New Roman" w:hAnsi="Times New Roman" w:cs="Times New Roman"/>
-          <w:sz w:val="28"/>
-          <w:szCs w:val="28"/>
-          <w:lang w:val="en-US"/>
-        </w:rPr>
-      </w:pPr>
-    </w:p>
-    <w:p>
-      <w:pPr>
-        <w:tabs>
-          <w:tab w:val="left" w:pos="567"/>
-          <w:tab w:val="left" w:pos="851"/>
-          <w:tab w:val="left" w:pos="1134"/>
-          <w:tab w:val="left" w:pos="6237"/>
-        </w:tabs>
-        <w:spacing w:after="60" w:line="240" w:lineRule="auto"/>
-        <w:jc w:val="both"/>
-        <w:rPr>
-          <w:rFonts w:ascii="Times New Roman" w:eastAsia="Times New Roman" w:hAnsi="Times New Roman" w:cs="Times New Roman"/>
-          <w:sz w:val="28"/>
-          <w:szCs w:val="28"/>
-        </w:rPr>
-      </w:pPr>
-      <w:r>
-        <w:rPr>
-          <w:rFonts w:ascii="Times New Roman" w:eastAsia="Times New Roman" w:hAnsi="Times New Roman" w:cs="Times New Roman"/>
-          <w:sz w:val="28"/>
-          <w:szCs w:val="28"/>
-          <w:lang w:val="en-US"/>
+        </w:rPr>
+        <w:t>);</w:t>
+      </w:r>
+    </w:p>
+    <w:p>
+      <w:pPr>
+        <w:tabs>
+          <w:tab w:val="left" w:pos="567"/>
+          <w:tab w:val="left" w:pos="851"/>
+          <w:tab w:val="left" w:pos="1134"/>
+          <w:tab w:val="left" w:pos="6237"/>
+        </w:tabs>
+        <w:spacing w:after="60" w:line="240" w:lineRule="auto"/>
+        <w:jc w:val="both"/>
+        <w:rPr>
+          <w:rFonts w:ascii="Times New Roman" w:eastAsia="Times New Roman" w:hAnsi="Times New Roman" w:cs="Times New Roman"/>
+          <w:sz w:val="28"/>
+          <w:szCs w:val="28"/>
+        </w:rPr>
+      </w:pPr>
+      <w:r>
+        <w:rPr>
+          <w:rFonts w:ascii="Times New Roman" w:eastAsia="Times New Roman" w:hAnsi="Times New Roman" w:cs="Times New Roman"/>
+          <w:sz w:val="28"/>
+          <w:szCs w:val="28"/>
+        </w:rPr>
+        <w:t xml:space="preserve">    }</w:t>
+      </w:r>
+    </w:p>
+    <w:p>
+      <w:pPr>
+        <w:tabs>
+          <w:tab w:val="left" w:pos="567"/>
+          <w:tab w:val="left" w:pos="851"/>
+          <w:tab w:val="left" w:pos="1134"/>
+          <w:tab w:val="left" w:pos="6237"/>
+        </w:tabs>
+        <w:spacing w:after="60" w:line="240" w:lineRule="auto"/>
+        <w:jc w:val="both"/>
+        <w:rPr>
+          <w:rFonts w:ascii="Times New Roman" w:eastAsia="Times New Roman" w:hAnsi="Times New Roman" w:cs="Times New Roman"/>
+          <w:sz w:val="28"/>
+          <w:szCs w:val="28"/>
+        </w:rPr>
+      </w:pPr>
+    </w:p>
+    <w:p>
+      <w:pPr>
+        <w:tabs>
+          <w:tab w:val="left" w:pos="567"/>
+          <w:tab w:val="left" w:pos="851"/>
+          <w:tab w:val="left" w:pos="1134"/>
+          <w:tab w:val="left" w:pos="6237"/>
+        </w:tabs>
+        <w:spacing w:after="60" w:line="240" w:lineRule="auto"/>
+        <w:jc w:val="both"/>
+        <w:rPr>
+          <w:rFonts w:ascii="Times New Roman" w:eastAsia="Times New Roman" w:hAnsi="Times New Roman" w:cs="Times New Roman"/>
+          <w:sz w:val="28"/>
+          <w:szCs w:val="28"/>
+        </w:rPr>
+      </w:pPr>
+      <w:r>
+        <w:rPr>
+          <w:rFonts w:ascii="Times New Roman" w:eastAsia="Times New Roman" w:hAnsi="Times New Roman" w:cs="Times New Roman"/>
+          <w:sz w:val="28"/>
+          <w:szCs w:val="28"/>
         </w:rPr>
         <w:t xml:space="preserve">    </w:t>
       </w:r>
       <w:proofErr w:type="spellStart"/>
-      <w:proofErr w:type="gramStart"/>
-      <w:r>
-        <w:rPr>
-          <w:rFonts w:ascii="Times New Roman" w:eastAsia="Times New Roman" w:hAnsi="Times New Roman" w:cs="Times New Roman"/>
-          <w:sz w:val="28"/>
-          <w:szCs w:val="28"/>
-        </w:rPr>
-        <w:t>printf</w:t>
+      <w:r>
+        <w:rPr>
+          <w:rFonts w:ascii="Times New Roman" w:eastAsia="Times New Roman" w:hAnsi="Times New Roman" w:cs="Times New Roman"/>
+          <w:sz w:val="28"/>
+          <w:szCs w:val="28"/>
+        </w:rPr>
+        <w:t>return</w:t>
       </w:r>
       <w:proofErr w:type="spellEnd"/>
       <w:r>
@@ -1445,989 +2039,283 @@
           <w:sz w:val="28"/>
           <w:szCs w:val="28"/>
         </w:rPr>
-        <w:t>(</w:t>
-      </w:r>
-      <w:proofErr w:type="gramEnd"/>
-      <w:r>
-        <w:rPr>
-          <w:rFonts w:ascii="Times New Roman" w:eastAsia="Times New Roman" w:hAnsi="Times New Roman" w:cs="Times New Roman"/>
-          <w:sz w:val="28"/>
-          <w:szCs w:val="28"/>
-        </w:rPr>
-        <w:t>"Введите переменную X: ");</w:t>
-      </w:r>
-    </w:p>
-    <w:p>
-      <w:pPr>
-        <w:tabs>
-          <w:tab w:val="left" w:pos="567"/>
-          <w:tab w:val="left" w:pos="851"/>
-          <w:tab w:val="left" w:pos="1134"/>
-          <w:tab w:val="left" w:pos="6237"/>
-        </w:tabs>
-        <w:spacing w:after="60" w:line="240" w:lineRule="auto"/>
-        <w:jc w:val="both"/>
-        <w:rPr>
-          <w:rFonts w:ascii="Times New Roman" w:eastAsia="Times New Roman" w:hAnsi="Times New Roman" w:cs="Times New Roman"/>
-          <w:sz w:val="28"/>
-          <w:szCs w:val="28"/>
-          <w:lang w:val="en-US"/>
-        </w:rPr>
-      </w:pPr>
-      <w:r>
-        <w:rPr>
-          <w:rFonts w:ascii="Times New Roman" w:eastAsia="Times New Roman" w:hAnsi="Times New Roman" w:cs="Times New Roman"/>
-          <w:sz w:val="28"/>
-          <w:szCs w:val="28"/>
-        </w:rPr>
-        <w:t xml:space="preserve">    </w:t>
-      </w:r>
+        <w:t xml:space="preserve"> 0;</w:t>
+      </w:r>
+    </w:p>
+    <w:p>
+      <w:pPr>
+        <w:tabs>
+          <w:tab w:val="left" w:pos="567"/>
+          <w:tab w:val="left" w:pos="851"/>
+          <w:tab w:val="left" w:pos="1134"/>
+          <w:tab w:val="left" w:pos="6237"/>
+        </w:tabs>
+        <w:spacing w:after="60" w:line="240" w:lineRule="auto"/>
+        <w:jc w:val="both"/>
+        <w:rPr>
+          <w:rFonts w:ascii="Times New Roman" w:eastAsia="Times New Roman" w:hAnsi="Times New Roman" w:cs="Times New Roman"/>
+          <w:sz w:val="28"/>
+          <w:szCs w:val="28"/>
+        </w:rPr>
+      </w:pPr>
+      <w:r>
+        <w:rPr>
+          <w:rFonts w:ascii="Times New Roman" w:eastAsia="Times New Roman" w:hAnsi="Times New Roman" w:cs="Times New Roman"/>
+          <w:sz w:val="28"/>
+          <w:szCs w:val="28"/>
+        </w:rPr>
+        <w:t>}</w:t>
+      </w:r>
+    </w:p>
+    <w:p>
+      <w:pPr>
+        <w:tabs>
+          <w:tab w:val="left" w:pos="567"/>
+          <w:tab w:val="left" w:pos="851"/>
+          <w:tab w:val="left" w:pos="1134"/>
+          <w:tab w:val="left" w:pos="6237"/>
+        </w:tabs>
+        <w:spacing w:after="60" w:line="240" w:lineRule="auto"/>
+        <w:jc w:val="both"/>
+        <w:rPr>
+          <w:rFonts w:ascii="Times New Roman" w:eastAsia="Times New Roman" w:hAnsi="Times New Roman" w:cs="Times New Roman"/>
+          <w:sz w:val="28"/>
+          <w:szCs w:val="28"/>
+        </w:rPr>
+      </w:pPr>
+    </w:p>
+    <w:p>
+      <w:pPr>
+        <w:tabs>
+          <w:tab w:val="left" w:pos="567"/>
+          <w:tab w:val="left" w:pos="851"/>
+          <w:tab w:val="left" w:pos="1134"/>
+          <w:tab w:val="left" w:pos="6237"/>
+        </w:tabs>
+        <w:spacing w:after="60" w:line="240" w:lineRule="auto"/>
+        <w:jc w:val="both"/>
+        <w:rPr>
+          <w:rFonts w:ascii="Times New Roman" w:eastAsia="Times New Roman" w:hAnsi="Times New Roman" w:cs="Times New Roman"/>
+          <w:b/>
+          <w:sz w:val="28"/>
+          <w:szCs w:val="28"/>
+        </w:rPr>
+      </w:pPr>
+      <w:r>
+        <w:rPr>
+          <w:rFonts w:ascii="Times New Roman" w:eastAsia="Times New Roman" w:hAnsi="Times New Roman" w:cs="Times New Roman"/>
+          <w:b/>
+          <w:sz w:val="28"/>
+          <w:szCs w:val="28"/>
+        </w:rPr>
+        <w:t>Пояснительный текст к программе</w:t>
+      </w:r>
+    </w:p>
+    <w:p>
+      <w:pPr>
+        <w:tabs>
+          <w:tab w:val="left" w:pos="567"/>
+          <w:tab w:val="left" w:pos="851"/>
+          <w:tab w:val="left" w:pos="1134"/>
+          <w:tab w:val="left" w:pos="6237"/>
+        </w:tabs>
+        <w:spacing w:after="60" w:line="240" w:lineRule="auto"/>
+        <w:jc w:val="both"/>
+        <w:rPr>
+          <w:rFonts w:ascii="Times New Roman" w:eastAsia="Times New Roman" w:hAnsi="Times New Roman" w:cs="Times New Roman"/>
+          <w:sz w:val="28"/>
+          <w:szCs w:val="28"/>
+        </w:rPr>
+      </w:pPr>
       <w:proofErr w:type="spellStart"/>
       <w:r>
         <w:rPr>
           <w:rFonts w:ascii="Times New Roman" w:eastAsia="Times New Roman" w:hAnsi="Times New Roman" w:cs="Times New Roman"/>
-          <w:sz w:val="28"/>
-          <w:szCs w:val="28"/>
-          <w:lang w:val="en-US"/>
-        </w:rPr>
-        <w:t>scanf_</w:t>
-      </w:r>
-      <w:proofErr w:type="gramStart"/>
-      <w:r>
-        <w:rPr>
-          <w:rFonts w:ascii="Times New Roman" w:eastAsia="Times New Roman" w:hAnsi="Times New Roman" w:cs="Times New Roman"/>
-          <w:sz w:val="28"/>
-          <w:szCs w:val="28"/>
-          <w:lang w:val="en-US"/>
-        </w:rPr>
-        <w:t>s</w:t>
+          <w:b/>
+          <w:sz w:val="28"/>
+          <w:szCs w:val="28"/>
+        </w:rPr>
+        <w:t>locale.h</w:t>
       </w:r>
       <w:proofErr w:type="spellEnd"/>
       <w:r>
         <w:rPr>
           <w:rFonts w:ascii="Times New Roman" w:eastAsia="Times New Roman" w:hAnsi="Times New Roman" w:cs="Times New Roman"/>
-          <w:sz w:val="28"/>
-          <w:szCs w:val="28"/>
-          <w:lang w:val="en-US"/>
-        </w:rPr>
-        <w:t>(</w:t>
-      </w:r>
-      <w:proofErr w:type="gramEnd"/>
-      <w:r>
-        <w:rPr>
-          <w:rFonts w:ascii="Times New Roman" w:eastAsia="Times New Roman" w:hAnsi="Times New Roman" w:cs="Times New Roman"/>
-          <w:sz w:val="28"/>
-          <w:szCs w:val="28"/>
-          <w:lang w:val="en-US"/>
-        </w:rPr>
-        <w:t>"%f", &amp;x</w:t>
-      </w:r>
-      <w:proofErr w:type="gramStart"/>
-      <w:r>
-        <w:rPr>
-          <w:rFonts w:ascii="Times New Roman" w:eastAsia="Times New Roman" w:hAnsi="Times New Roman" w:cs="Times New Roman"/>
-          <w:sz w:val="28"/>
-          <w:szCs w:val="28"/>
-          <w:lang w:val="en-US"/>
-        </w:rPr>
-        <w:t>);</w:t>
-      </w:r>
-      <w:proofErr w:type="gramEnd"/>
-    </w:p>
-    <w:p>
-      <w:pPr>
-        <w:tabs>
-          <w:tab w:val="left" w:pos="567"/>
-          <w:tab w:val="left" w:pos="851"/>
-          <w:tab w:val="left" w:pos="1134"/>
-          <w:tab w:val="left" w:pos="6237"/>
-        </w:tabs>
-        <w:spacing w:after="60" w:line="240" w:lineRule="auto"/>
-        <w:jc w:val="both"/>
-        <w:rPr>
-          <w:rFonts w:ascii="Times New Roman" w:eastAsia="Times New Roman" w:hAnsi="Times New Roman" w:cs="Times New Roman"/>
-          <w:sz w:val="28"/>
-          <w:szCs w:val="28"/>
-          <w:lang w:val="en-US"/>
-        </w:rPr>
-      </w:pPr>
-      <w:r>
-        <w:rPr>
-          <w:rFonts w:ascii="Times New Roman" w:eastAsia="Times New Roman" w:hAnsi="Times New Roman" w:cs="Times New Roman"/>
-          <w:sz w:val="28"/>
-          <w:szCs w:val="28"/>
-          <w:lang w:val="en-US"/>
-        </w:rPr>
-        <w:t xml:space="preserve">    </w:t>
-      </w:r>
-    </w:p>
-    <w:p>
-      <w:pPr>
-        <w:tabs>
-          <w:tab w:val="left" w:pos="567"/>
-          <w:tab w:val="left" w:pos="851"/>
-          <w:tab w:val="left" w:pos="1134"/>
-          <w:tab w:val="left" w:pos="6237"/>
-        </w:tabs>
-        <w:spacing w:after="60" w:line="240" w:lineRule="auto"/>
-        <w:jc w:val="both"/>
-        <w:rPr>
-          <w:rFonts w:ascii="Times New Roman" w:eastAsia="Times New Roman" w:hAnsi="Times New Roman" w:cs="Times New Roman"/>
-          <w:sz w:val="28"/>
-          <w:szCs w:val="28"/>
-          <w:lang w:val="en-US"/>
-        </w:rPr>
-      </w:pPr>
-      <w:r>
-        <w:rPr>
-          <w:rFonts w:ascii="Times New Roman" w:eastAsia="Times New Roman" w:hAnsi="Times New Roman" w:cs="Times New Roman"/>
-          <w:sz w:val="28"/>
-          <w:szCs w:val="28"/>
-          <w:lang w:val="en-US"/>
-        </w:rPr>
-        <w:t xml:space="preserve">    y = (</w:t>
-      </w:r>
-      <w:proofErr w:type="gramStart"/>
-      <w:r>
-        <w:rPr>
-          <w:rFonts w:ascii="Times New Roman" w:eastAsia="Times New Roman" w:hAnsi="Times New Roman" w:cs="Times New Roman"/>
-          <w:sz w:val="28"/>
-          <w:szCs w:val="28"/>
-          <w:lang w:val="en-US"/>
-        </w:rPr>
-        <w:t>log(pow(</w:t>
-      </w:r>
-      <w:proofErr w:type="gramEnd"/>
-      <w:r>
-        <w:rPr>
-          <w:rFonts w:ascii="Times New Roman" w:eastAsia="Times New Roman" w:hAnsi="Times New Roman" w:cs="Times New Roman"/>
-          <w:sz w:val="28"/>
-          <w:szCs w:val="28"/>
-          <w:lang w:val="en-US"/>
-        </w:rPr>
-        <w:t>x, 3) + 5)) / (1 / tan(x)</w:t>
-      </w:r>
-      <w:proofErr w:type="gramStart"/>
-      <w:r>
-        <w:rPr>
-          <w:rFonts w:ascii="Times New Roman" w:eastAsia="Times New Roman" w:hAnsi="Times New Roman" w:cs="Times New Roman"/>
-          <w:sz w:val="28"/>
-          <w:szCs w:val="28"/>
-          <w:lang w:val="en-US"/>
-        </w:rPr>
-        <w:t>);</w:t>
-      </w:r>
-      <w:proofErr w:type="gramEnd"/>
-    </w:p>
-    <w:p>
-      <w:pPr>
-        <w:tabs>
-          <w:tab w:val="left" w:pos="567"/>
-          <w:tab w:val="left" w:pos="851"/>
-          <w:tab w:val="left" w:pos="1134"/>
-          <w:tab w:val="left" w:pos="6237"/>
-        </w:tabs>
-        <w:spacing w:after="60" w:line="240" w:lineRule="auto"/>
-        <w:jc w:val="both"/>
-        <w:rPr>
-          <w:rFonts w:ascii="Times New Roman" w:eastAsia="Times New Roman" w:hAnsi="Times New Roman" w:cs="Times New Roman"/>
-          <w:sz w:val="28"/>
-          <w:szCs w:val="28"/>
-          <w:lang w:val="en-US"/>
-        </w:rPr>
-      </w:pPr>
-      <w:r>
-        <w:rPr>
-          <w:rFonts w:ascii="Times New Roman" w:eastAsia="Times New Roman" w:hAnsi="Times New Roman" w:cs="Times New Roman"/>
-          <w:sz w:val="28"/>
-          <w:szCs w:val="28"/>
-          <w:lang w:val="en-US"/>
-        </w:rPr>
-        <w:t xml:space="preserve">    </w:t>
-      </w:r>
-    </w:p>
-    <w:p>
-      <w:pPr>
-        <w:tabs>
-          <w:tab w:val="left" w:pos="567"/>
-          <w:tab w:val="left" w:pos="851"/>
-          <w:tab w:val="left" w:pos="1134"/>
-          <w:tab w:val="left" w:pos="6237"/>
-        </w:tabs>
-        <w:spacing w:after="60" w:line="240" w:lineRule="auto"/>
-        <w:jc w:val="both"/>
-        <w:rPr>
-          <w:rFonts w:ascii="Times New Roman" w:eastAsia="Times New Roman" w:hAnsi="Times New Roman" w:cs="Times New Roman"/>
-          <w:sz w:val="28"/>
-          <w:szCs w:val="28"/>
-          <w:lang w:val="en-US"/>
-        </w:rPr>
-      </w:pPr>
-    </w:p>
-    <w:p>
-      <w:pPr>
-        <w:tabs>
-          <w:tab w:val="left" w:pos="567"/>
-          <w:tab w:val="left" w:pos="851"/>
-          <w:tab w:val="left" w:pos="1134"/>
-          <w:tab w:val="left" w:pos="6237"/>
-        </w:tabs>
-        <w:spacing w:after="60" w:line="240" w:lineRule="auto"/>
-        <w:jc w:val="both"/>
-        <w:rPr>
-          <w:rFonts w:ascii="Times New Roman" w:eastAsia="Times New Roman" w:hAnsi="Times New Roman" w:cs="Times New Roman"/>
-          <w:sz w:val="28"/>
-          <w:szCs w:val="28"/>
-        </w:rPr>
-      </w:pPr>
-      <w:r>
-        <w:rPr>
-          <w:rFonts w:ascii="Times New Roman" w:eastAsia="Times New Roman" w:hAnsi="Times New Roman" w:cs="Times New Roman"/>
-          <w:sz w:val="28"/>
-          <w:szCs w:val="28"/>
-          <w:lang w:val="en-US"/>
-        </w:rPr>
-        <w:t xml:space="preserve">    </w:t>
-      </w:r>
+          <w:b/>
+          <w:sz w:val="28"/>
+          <w:szCs w:val="28"/>
+        </w:rPr>
+        <w:t xml:space="preserve"> - </w:t>
+      </w:r>
+      <w:r>
+        <w:rPr>
+          <w:rFonts w:ascii="Times New Roman" w:eastAsia="Times New Roman" w:hAnsi="Times New Roman" w:cs="Times New Roman"/>
+          <w:sz w:val="28"/>
+          <w:szCs w:val="28"/>
+        </w:rPr>
+        <w:t>библиотека для русского языка</w:t>
+      </w:r>
+    </w:p>
+    <w:p>
+      <w:pPr>
+        <w:tabs>
+          <w:tab w:val="left" w:pos="567"/>
+          <w:tab w:val="left" w:pos="851"/>
+          <w:tab w:val="left" w:pos="1134"/>
+          <w:tab w:val="left" w:pos="6237"/>
+        </w:tabs>
+        <w:spacing w:after="60" w:line="240" w:lineRule="auto"/>
+        <w:jc w:val="both"/>
+        <w:rPr>
+          <w:rFonts w:ascii="Times New Roman" w:eastAsia="Times New Roman" w:hAnsi="Times New Roman" w:cs="Times New Roman"/>
+          <w:sz w:val="28"/>
+          <w:szCs w:val="28"/>
+        </w:rPr>
+      </w:pPr>
       <w:proofErr w:type="spellStart"/>
       <w:r>
         <w:rPr>
           <w:rFonts w:ascii="Times New Roman" w:eastAsia="Times New Roman" w:hAnsi="Times New Roman" w:cs="Times New Roman"/>
-          <w:sz w:val="28"/>
-          <w:szCs w:val="28"/>
-        </w:rPr>
-        <w:t>if</w:t>
+          <w:b/>
+          <w:sz w:val="28"/>
+          <w:szCs w:val="28"/>
+        </w:rPr>
+        <w:t>log</w:t>
       </w:r>
       <w:proofErr w:type="spellEnd"/>
       <w:r>
         <w:rPr>
           <w:rFonts w:ascii="Times New Roman" w:eastAsia="Times New Roman" w:hAnsi="Times New Roman" w:cs="Times New Roman"/>
-          <w:sz w:val="28"/>
-          <w:szCs w:val="28"/>
-        </w:rPr>
-        <w:t xml:space="preserve"> (</w:t>
-      </w:r>
-      <w:r>
-        <w:rPr>
-          <w:rFonts w:ascii="Times New Roman" w:eastAsia="Times New Roman" w:hAnsi="Times New Roman" w:cs="Times New Roman"/>
-          <w:sz w:val="28"/>
-          <w:szCs w:val="28"/>
-          <w:lang w:val="en-US"/>
-        </w:rPr>
-        <w:t>b</w:t>
-      </w:r>
-      <w:r>
-        <w:rPr>
-          <w:rFonts w:ascii="Times New Roman" w:eastAsia="Times New Roman" w:hAnsi="Times New Roman" w:cs="Times New Roman"/>
-          <w:sz w:val="28"/>
-          <w:szCs w:val="28"/>
-        </w:rPr>
-        <w:t xml:space="preserve"> </w:t>
-      </w:r>
-      <w:proofErr w:type="gramStart"/>
-      <w:r>
-        <w:rPr>
-          <w:rFonts w:ascii="Times New Roman" w:eastAsia="Times New Roman" w:hAnsi="Times New Roman" w:cs="Times New Roman"/>
-          <w:sz w:val="28"/>
-          <w:szCs w:val="28"/>
-        </w:rPr>
-        <w:t>&lt; 0</w:t>
-      </w:r>
-      <w:proofErr w:type="gramEnd"/>
-      <w:r>
-        <w:rPr>
-          <w:rFonts w:ascii="Times New Roman" w:eastAsia="Times New Roman" w:hAnsi="Times New Roman" w:cs="Times New Roman"/>
-          <w:sz w:val="28"/>
-          <w:szCs w:val="28"/>
-        </w:rPr>
-        <w:t>)</w:t>
-      </w:r>
-    </w:p>
-    <w:p>
-      <w:pPr>
-        <w:tabs>
-          <w:tab w:val="left" w:pos="567"/>
-          <w:tab w:val="left" w:pos="851"/>
-          <w:tab w:val="left" w:pos="1134"/>
-          <w:tab w:val="left" w:pos="6237"/>
-        </w:tabs>
-        <w:spacing w:after="60" w:line="240" w:lineRule="auto"/>
-        <w:jc w:val="both"/>
-        <w:rPr>
-          <w:rFonts w:ascii="Times New Roman" w:eastAsia="Times New Roman" w:hAnsi="Times New Roman" w:cs="Times New Roman"/>
-          <w:sz w:val="28"/>
-          <w:szCs w:val="28"/>
-        </w:rPr>
-      </w:pPr>
-      <w:r>
-        <w:rPr>
-          <w:rFonts w:ascii="Times New Roman" w:eastAsia="Times New Roman" w:hAnsi="Times New Roman" w:cs="Times New Roman"/>
-          <w:sz w:val="28"/>
-          <w:szCs w:val="28"/>
-        </w:rPr>
-        <w:t xml:space="preserve">    {</w:t>
-      </w:r>
-    </w:p>
-    <w:p>
-      <w:pPr>
-        <w:tabs>
-          <w:tab w:val="left" w:pos="567"/>
-          <w:tab w:val="left" w:pos="851"/>
-          <w:tab w:val="left" w:pos="1134"/>
-          <w:tab w:val="left" w:pos="6237"/>
-        </w:tabs>
-        <w:spacing w:after="60" w:line="240" w:lineRule="auto"/>
-        <w:jc w:val="both"/>
-        <w:rPr>
-          <w:rFonts w:ascii="Times New Roman" w:eastAsia="Times New Roman" w:hAnsi="Times New Roman" w:cs="Times New Roman"/>
-          <w:sz w:val="28"/>
-          <w:szCs w:val="28"/>
-        </w:rPr>
-      </w:pPr>
-      <w:r>
-        <w:rPr>
-          <w:rFonts w:ascii="Times New Roman" w:eastAsia="Times New Roman" w:hAnsi="Times New Roman" w:cs="Times New Roman"/>
-          <w:sz w:val="28"/>
-          <w:szCs w:val="28"/>
-        </w:rPr>
-        <w:t xml:space="preserve">        </w:t>
-      </w:r>
+          <w:b/>
+          <w:sz w:val="28"/>
+          <w:szCs w:val="28"/>
+        </w:rPr>
+        <w:t xml:space="preserve"> - </w:t>
+      </w:r>
+      <w:r>
+        <w:rPr>
+          <w:rFonts w:ascii="Times New Roman" w:eastAsia="Times New Roman" w:hAnsi="Times New Roman" w:cs="Times New Roman"/>
+          <w:sz w:val="28"/>
+          <w:szCs w:val="28"/>
+        </w:rPr>
+        <w:t>логарифм</w:t>
+      </w:r>
+    </w:p>
+    <w:p>
+      <w:pPr>
+        <w:tabs>
+          <w:tab w:val="left" w:pos="567"/>
+          <w:tab w:val="left" w:pos="851"/>
+          <w:tab w:val="left" w:pos="1134"/>
+          <w:tab w:val="left" w:pos="6237"/>
+        </w:tabs>
+        <w:spacing w:after="60" w:line="240" w:lineRule="auto"/>
+        <w:jc w:val="both"/>
+        <w:rPr>
+          <w:rFonts w:ascii="Times New Roman" w:eastAsia="Times New Roman" w:hAnsi="Times New Roman" w:cs="Times New Roman"/>
+          <w:sz w:val="28"/>
+          <w:szCs w:val="28"/>
+        </w:rPr>
+      </w:pPr>
       <w:proofErr w:type="spellStart"/>
-      <w:proofErr w:type="gramStart"/>
-      <w:r>
-        <w:rPr>
-          <w:rFonts w:ascii="Times New Roman" w:eastAsia="Times New Roman" w:hAnsi="Times New Roman" w:cs="Times New Roman"/>
-          <w:sz w:val="28"/>
-          <w:szCs w:val="28"/>
-        </w:rPr>
-        <w:t>printf</w:t>
+      <w:r>
+        <w:rPr>
+          <w:rFonts w:ascii="Times New Roman" w:eastAsia="Times New Roman" w:hAnsi="Times New Roman" w:cs="Times New Roman"/>
+          <w:b/>
+          <w:sz w:val="28"/>
+          <w:szCs w:val="28"/>
+        </w:rPr>
+        <w:t>pow</w:t>
       </w:r>
       <w:proofErr w:type="spellEnd"/>
       <w:r>
         <w:rPr>
           <w:rFonts w:ascii="Times New Roman" w:eastAsia="Times New Roman" w:hAnsi="Times New Roman" w:cs="Times New Roman"/>
-          <w:sz w:val="28"/>
-          <w:szCs w:val="28"/>
-        </w:rPr>
-        <w:t>(</w:t>
-      </w:r>
-      <w:proofErr w:type="gramEnd"/>
-      <w:r>
-        <w:rPr>
-          <w:rFonts w:ascii="Times New Roman" w:eastAsia="Times New Roman" w:hAnsi="Times New Roman" w:cs="Times New Roman"/>
-          <w:sz w:val="28"/>
-          <w:szCs w:val="28"/>
-        </w:rPr>
-        <w:t xml:space="preserve">"Значение </w:t>
-      </w:r>
-      <w:r>
-        <w:rPr>
-          <w:rFonts w:ascii="Times New Roman" w:eastAsia="Times New Roman" w:hAnsi="Times New Roman" w:cs="Times New Roman"/>
-          <w:sz w:val="28"/>
-          <w:szCs w:val="28"/>
-          <w:lang w:val="en-US"/>
-        </w:rPr>
-        <w:t>B</w:t>
-      </w:r>
-      <w:r>
-        <w:rPr>
-          <w:rFonts w:ascii="Times New Roman" w:eastAsia="Times New Roman" w:hAnsi="Times New Roman" w:cs="Times New Roman"/>
-          <w:sz w:val="28"/>
-          <w:szCs w:val="28"/>
-        </w:rPr>
-        <w:t xml:space="preserve"> не принадлежит действительным числам");</w:t>
-      </w:r>
-    </w:p>
-    <w:p>
-      <w:pPr>
-        <w:tabs>
-          <w:tab w:val="left" w:pos="567"/>
-          <w:tab w:val="left" w:pos="851"/>
-          <w:tab w:val="left" w:pos="1134"/>
-          <w:tab w:val="left" w:pos="6237"/>
-        </w:tabs>
-        <w:spacing w:after="60" w:line="240" w:lineRule="auto"/>
-        <w:jc w:val="both"/>
-        <w:rPr>
-          <w:rFonts w:ascii="Times New Roman" w:eastAsia="Times New Roman" w:hAnsi="Times New Roman" w:cs="Times New Roman"/>
-          <w:sz w:val="28"/>
-          <w:szCs w:val="28"/>
-        </w:rPr>
-      </w:pPr>
-      <w:r>
-        <w:rPr>
-          <w:rFonts w:ascii="Times New Roman" w:eastAsia="Times New Roman" w:hAnsi="Times New Roman" w:cs="Times New Roman"/>
-          <w:sz w:val="28"/>
-          <w:szCs w:val="28"/>
-        </w:rPr>
-        <w:t xml:space="preserve">    }</w:t>
-      </w:r>
-    </w:p>
-    <w:p>
-      <w:pPr>
-        <w:tabs>
-          <w:tab w:val="left" w:pos="567"/>
-          <w:tab w:val="left" w:pos="851"/>
-          <w:tab w:val="left" w:pos="1134"/>
-          <w:tab w:val="left" w:pos="6237"/>
-        </w:tabs>
-        <w:spacing w:after="60" w:line="240" w:lineRule="auto"/>
-        <w:jc w:val="both"/>
-        <w:rPr>
-          <w:rFonts w:ascii="Times New Roman" w:eastAsia="Times New Roman" w:hAnsi="Times New Roman" w:cs="Times New Roman"/>
-          <w:sz w:val="28"/>
-          <w:szCs w:val="28"/>
-        </w:rPr>
-      </w:pPr>
-      <w:r>
-        <w:rPr>
-          <w:rFonts w:ascii="Times New Roman" w:eastAsia="Times New Roman" w:hAnsi="Times New Roman" w:cs="Times New Roman"/>
-          <w:sz w:val="28"/>
-          <w:szCs w:val="28"/>
-        </w:rPr>
-        <w:t xml:space="preserve">    </w:t>
-      </w:r>
+          <w:b/>
+          <w:sz w:val="28"/>
+          <w:szCs w:val="28"/>
+        </w:rPr>
+        <w:t xml:space="preserve"> - </w:t>
+      </w:r>
+      <w:r>
+        <w:rPr>
+          <w:rFonts w:ascii="Times New Roman" w:eastAsia="Times New Roman" w:hAnsi="Times New Roman" w:cs="Times New Roman"/>
+          <w:sz w:val="28"/>
+          <w:szCs w:val="28"/>
+        </w:rPr>
+        <w:t>возведение в степень</w:t>
+      </w:r>
+    </w:p>
+    <w:p>
+      <w:pPr>
+        <w:tabs>
+          <w:tab w:val="left" w:pos="567"/>
+          <w:tab w:val="left" w:pos="851"/>
+          <w:tab w:val="left" w:pos="1134"/>
+          <w:tab w:val="left" w:pos="6237"/>
+        </w:tabs>
+        <w:spacing w:after="60" w:line="240" w:lineRule="auto"/>
+        <w:jc w:val="both"/>
+        <w:rPr>
+          <w:rFonts w:ascii="Times New Roman" w:eastAsia="Times New Roman" w:hAnsi="Times New Roman" w:cs="Times New Roman"/>
+          <w:sz w:val="28"/>
+          <w:szCs w:val="28"/>
+        </w:rPr>
+      </w:pPr>
       <w:proofErr w:type="spellStart"/>
       <w:r>
         <w:rPr>
           <w:rFonts w:ascii="Times New Roman" w:eastAsia="Times New Roman" w:hAnsi="Times New Roman" w:cs="Times New Roman"/>
-          <w:sz w:val="28"/>
-          <w:szCs w:val="28"/>
-        </w:rPr>
-        <w:t>else</w:t>
+          <w:b/>
+          <w:sz w:val="28"/>
+          <w:szCs w:val="28"/>
+        </w:rPr>
+        <w:t>tan</w:t>
       </w:r>
       <w:proofErr w:type="spellEnd"/>
-    </w:p>
-    <w:p>
-      <w:pPr>
-        <w:tabs>
-          <w:tab w:val="left" w:pos="567"/>
-          <w:tab w:val="left" w:pos="851"/>
-          <w:tab w:val="left" w:pos="1134"/>
-          <w:tab w:val="left" w:pos="6237"/>
-        </w:tabs>
-        <w:spacing w:after="60" w:line="240" w:lineRule="auto"/>
-        <w:jc w:val="both"/>
-        <w:rPr>
-          <w:rFonts w:ascii="Times New Roman" w:eastAsia="Times New Roman" w:hAnsi="Times New Roman" w:cs="Times New Roman"/>
-          <w:sz w:val="28"/>
-          <w:szCs w:val="28"/>
-        </w:rPr>
-      </w:pPr>
-      <w:r>
-        <w:rPr>
-          <w:rFonts w:ascii="Times New Roman" w:eastAsia="Times New Roman" w:hAnsi="Times New Roman" w:cs="Times New Roman"/>
-          <w:sz w:val="28"/>
-          <w:szCs w:val="28"/>
-        </w:rPr>
-        <w:t xml:space="preserve">    {</w:t>
-      </w:r>
-    </w:p>
-    <w:p>
-      <w:pPr>
-        <w:tabs>
-          <w:tab w:val="left" w:pos="567"/>
-          <w:tab w:val="left" w:pos="851"/>
-          <w:tab w:val="left" w:pos="1134"/>
-          <w:tab w:val="left" w:pos="6237"/>
-        </w:tabs>
-        <w:spacing w:after="60" w:line="240" w:lineRule="auto"/>
-        <w:jc w:val="both"/>
-        <w:rPr>
-          <w:rFonts w:ascii="Times New Roman" w:eastAsia="Times New Roman" w:hAnsi="Times New Roman" w:cs="Times New Roman"/>
-          <w:sz w:val="28"/>
-          <w:szCs w:val="28"/>
-        </w:rPr>
-      </w:pPr>
-      <w:r>
-        <w:rPr>
-          <w:rFonts w:ascii="Times New Roman" w:eastAsia="Times New Roman" w:hAnsi="Times New Roman" w:cs="Times New Roman"/>
-          <w:sz w:val="28"/>
-          <w:szCs w:val="28"/>
-        </w:rPr>
-        <w:t xml:space="preserve">        y = </w:t>
-      </w:r>
+      <w:r>
+        <w:rPr>
+          <w:rFonts w:ascii="Times New Roman" w:eastAsia="Times New Roman" w:hAnsi="Times New Roman" w:cs="Times New Roman"/>
+          <w:b/>
+          <w:sz w:val="28"/>
+          <w:szCs w:val="28"/>
+        </w:rPr>
+        <w:t xml:space="preserve"> - </w:t>
+      </w:r>
+      <w:r>
+        <w:rPr>
+          <w:rFonts w:ascii="Times New Roman" w:eastAsia="Times New Roman" w:hAnsi="Times New Roman" w:cs="Times New Roman"/>
+          <w:sz w:val="28"/>
+          <w:szCs w:val="28"/>
+        </w:rPr>
+        <w:t>тангенс</w:t>
+      </w:r>
+    </w:p>
+    <w:p>
+      <w:pPr>
+        <w:tabs>
+          <w:tab w:val="left" w:pos="567"/>
+          <w:tab w:val="left" w:pos="851"/>
+          <w:tab w:val="left" w:pos="1134"/>
+          <w:tab w:val="left" w:pos="6237"/>
+        </w:tabs>
+        <w:spacing w:after="60" w:line="240" w:lineRule="auto"/>
+        <w:jc w:val="both"/>
+        <w:rPr>
+          <w:rFonts w:ascii="Times New Roman" w:eastAsia="Times New Roman" w:hAnsi="Times New Roman" w:cs="Times New Roman"/>
+          <w:sz w:val="28"/>
+          <w:szCs w:val="28"/>
+        </w:rPr>
+      </w:pPr>
       <w:proofErr w:type="spellStart"/>
       <w:r>
         <w:rPr>
           <w:rFonts w:ascii="Times New Roman" w:eastAsia="Times New Roman" w:hAnsi="Times New Roman" w:cs="Times New Roman"/>
-          <w:sz w:val="28"/>
-          <w:szCs w:val="28"/>
-        </w:rPr>
-        <w:t>sqrt</w:t>
-      </w:r>
-      <w:proofErr w:type="spellEnd"/>
-      <w:r>
-        <w:rPr>
-          <w:rFonts w:ascii="Times New Roman" w:eastAsia="Times New Roman" w:hAnsi="Times New Roman" w:cs="Times New Roman"/>
-          <w:sz w:val="28"/>
-          <w:szCs w:val="28"/>
-        </w:rPr>
-        <w:t>(</w:t>
-      </w:r>
-      <w:r>
-        <w:rPr>
-          <w:rFonts w:ascii="Times New Roman" w:eastAsia="Times New Roman" w:hAnsi="Times New Roman" w:cs="Times New Roman"/>
-          <w:sz w:val="28"/>
-          <w:szCs w:val="28"/>
-          <w:lang w:val="en-US"/>
-        </w:rPr>
-        <w:t>b</w:t>
-      </w:r>
-      <w:r>
-        <w:rPr>
-          <w:rFonts w:ascii="Times New Roman" w:eastAsia="Times New Roman" w:hAnsi="Times New Roman" w:cs="Times New Roman"/>
-          <w:sz w:val="28"/>
-          <w:szCs w:val="28"/>
-        </w:rPr>
-        <w:t>);</w:t>
-      </w:r>
-    </w:p>
-    <w:p>
-      <w:pPr>
-        <w:tabs>
-          <w:tab w:val="left" w:pos="567"/>
-          <w:tab w:val="left" w:pos="851"/>
-          <w:tab w:val="left" w:pos="1134"/>
-          <w:tab w:val="left" w:pos="6237"/>
-        </w:tabs>
-        <w:spacing w:after="60" w:line="240" w:lineRule="auto"/>
-        <w:jc w:val="both"/>
-        <w:rPr>
-          <w:rFonts w:ascii="Times New Roman" w:eastAsia="Times New Roman" w:hAnsi="Times New Roman" w:cs="Times New Roman"/>
-          <w:sz w:val="28"/>
-          <w:szCs w:val="28"/>
-        </w:rPr>
-      </w:pPr>
-      <w:r>
-        <w:rPr>
-          <w:rFonts w:ascii="Times New Roman" w:eastAsia="Times New Roman" w:hAnsi="Times New Roman" w:cs="Times New Roman"/>
-          <w:sz w:val="28"/>
-          <w:szCs w:val="28"/>
-        </w:rPr>
-        <w:t xml:space="preserve">        </w:t>
-      </w:r>
-      <w:proofErr w:type="spellStart"/>
-      <w:proofErr w:type="gramStart"/>
-      <w:r>
-        <w:rPr>
-          <w:rFonts w:ascii="Times New Roman" w:eastAsia="Times New Roman" w:hAnsi="Times New Roman" w:cs="Times New Roman"/>
-          <w:sz w:val="28"/>
-          <w:szCs w:val="28"/>
-        </w:rPr>
-        <w:t>printf</w:t>
-      </w:r>
-      <w:proofErr w:type="spellEnd"/>
-      <w:r>
-        <w:rPr>
-          <w:rFonts w:ascii="Times New Roman" w:eastAsia="Times New Roman" w:hAnsi="Times New Roman" w:cs="Times New Roman"/>
-          <w:sz w:val="28"/>
-          <w:szCs w:val="28"/>
-        </w:rPr>
-        <w:t>(</w:t>
-      </w:r>
-      <w:proofErr w:type="gramEnd"/>
-      <w:r>
-        <w:rPr>
-          <w:rFonts w:ascii="Times New Roman" w:eastAsia="Times New Roman" w:hAnsi="Times New Roman" w:cs="Times New Roman"/>
-          <w:sz w:val="28"/>
-          <w:szCs w:val="28"/>
-        </w:rPr>
-        <w:t xml:space="preserve">"Переменная </w:t>
-      </w:r>
-      <w:r>
-        <w:rPr>
-          <w:rFonts w:ascii="Times New Roman" w:eastAsia="Times New Roman" w:hAnsi="Times New Roman" w:cs="Times New Roman"/>
-          <w:sz w:val="28"/>
-          <w:szCs w:val="28"/>
-          <w:lang w:val="en-US"/>
-        </w:rPr>
-        <w:t>B</w:t>
-      </w:r>
-      <w:r>
-        <w:rPr>
-          <w:rFonts w:ascii="Times New Roman" w:eastAsia="Times New Roman" w:hAnsi="Times New Roman" w:cs="Times New Roman"/>
-          <w:sz w:val="28"/>
-          <w:szCs w:val="28"/>
-        </w:rPr>
-        <w:t xml:space="preserve"> равняется: %f", </w:t>
-      </w:r>
-      <w:r>
-        <w:rPr>
-          <w:rFonts w:ascii="Times New Roman" w:eastAsia="Times New Roman" w:hAnsi="Times New Roman" w:cs="Times New Roman"/>
-          <w:sz w:val="28"/>
-          <w:szCs w:val="28"/>
-          <w:lang w:val="en-US"/>
-        </w:rPr>
-        <w:t>b</w:t>
-      </w:r>
-      <w:r>
-        <w:rPr>
-          <w:rFonts w:ascii="Times New Roman" w:eastAsia="Times New Roman" w:hAnsi="Times New Roman" w:cs="Times New Roman"/>
-          <w:sz w:val="28"/>
-          <w:szCs w:val="28"/>
-        </w:rPr>
-        <w:t>);</w:t>
-      </w:r>
-    </w:p>
-    <w:p>
-      <w:pPr>
-        <w:tabs>
-          <w:tab w:val="left" w:pos="567"/>
-          <w:tab w:val="left" w:pos="851"/>
-          <w:tab w:val="left" w:pos="1134"/>
-          <w:tab w:val="left" w:pos="6237"/>
-        </w:tabs>
-        <w:spacing w:after="60" w:line="240" w:lineRule="auto"/>
-        <w:jc w:val="both"/>
-        <w:rPr>
-          <w:rFonts w:ascii="Times New Roman" w:eastAsia="Times New Roman" w:hAnsi="Times New Roman" w:cs="Times New Roman"/>
-          <w:sz w:val="28"/>
-          <w:szCs w:val="28"/>
-        </w:rPr>
-      </w:pPr>
-      <w:r>
-        <w:rPr>
-          <w:rFonts w:ascii="Times New Roman" w:eastAsia="Times New Roman" w:hAnsi="Times New Roman" w:cs="Times New Roman"/>
-          <w:sz w:val="28"/>
-          <w:szCs w:val="28"/>
-        </w:rPr>
-        <w:t xml:space="preserve">    }</w:t>
-      </w:r>
-    </w:p>
-    <w:p>
-      <w:pPr>
-        <w:tabs>
-          <w:tab w:val="left" w:pos="567"/>
-          <w:tab w:val="left" w:pos="851"/>
-          <w:tab w:val="left" w:pos="1134"/>
-          <w:tab w:val="left" w:pos="6237"/>
-        </w:tabs>
-        <w:spacing w:after="60" w:line="240" w:lineRule="auto"/>
-        <w:jc w:val="both"/>
-        <w:rPr>
-          <w:rFonts w:ascii="Times New Roman" w:eastAsia="Times New Roman" w:hAnsi="Times New Roman" w:cs="Times New Roman"/>
-          <w:sz w:val="28"/>
-          <w:szCs w:val="28"/>
-        </w:rPr>
-      </w:pPr>
-    </w:p>
-    <w:p>
-      <w:pPr>
-        <w:tabs>
-          <w:tab w:val="left" w:pos="567"/>
-          <w:tab w:val="left" w:pos="851"/>
-          <w:tab w:val="left" w:pos="1134"/>
-          <w:tab w:val="left" w:pos="6237"/>
-        </w:tabs>
-        <w:spacing w:after="60" w:line="240" w:lineRule="auto"/>
-        <w:jc w:val="both"/>
-        <w:rPr>
-          <w:rFonts w:ascii="Times New Roman" w:eastAsia="Times New Roman" w:hAnsi="Times New Roman" w:cs="Times New Roman"/>
-          <w:sz w:val="28"/>
-          <w:szCs w:val="28"/>
-        </w:rPr>
-      </w:pPr>
-      <w:r>
-        <w:rPr>
-          <w:rFonts w:ascii="Times New Roman" w:eastAsia="Times New Roman" w:hAnsi="Times New Roman" w:cs="Times New Roman"/>
-          <w:sz w:val="28"/>
-          <w:szCs w:val="28"/>
-        </w:rPr>
-        <w:t xml:space="preserve">    </w:t>
-      </w:r>
-      <w:proofErr w:type="spellStart"/>
-      <w:r>
-        <w:rPr>
-          <w:rFonts w:ascii="Times New Roman" w:eastAsia="Times New Roman" w:hAnsi="Times New Roman" w:cs="Times New Roman"/>
-          <w:sz w:val="28"/>
-          <w:szCs w:val="28"/>
-        </w:rPr>
-        <w:t>return</w:t>
-      </w:r>
-      <w:proofErr w:type="spellEnd"/>
-      <w:r>
-        <w:rPr>
-          <w:rFonts w:ascii="Times New Roman" w:eastAsia="Times New Roman" w:hAnsi="Times New Roman" w:cs="Times New Roman"/>
-          <w:sz w:val="28"/>
-          <w:szCs w:val="28"/>
-        </w:rPr>
-        <w:t xml:space="preserve"> 0;</w:t>
-      </w:r>
-    </w:p>
-    <w:p>
-      <w:pPr>
-        <w:tabs>
-          <w:tab w:val="left" w:pos="567"/>
-          <w:tab w:val="left" w:pos="851"/>
-          <w:tab w:val="left" w:pos="1134"/>
-          <w:tab w:val="left" w:pos="6237"/>
-        </w:tabs>
-        <w:spacing w:after="60" w:line="240" w:lineRule="auto"/>
-        <w:jc w:val="both"/>
-        <w:rPr>
-          <w:rFonts w:ascii="Times New Roman" w:eastAsia="Times New Roman" w:hAnsi="Times New Roman" w:cs="Times New Roman"/>
-          <w:sz w:val="28"/>
-          <w:szCs w:val="28"/>
-        </w:rPr>
-      </w:pPr>
-      <w:r>
-        <w:rPr>
-          <w:rFonts w:ascii="Times New Roman" w:eastAsia="Times New Roman" w:hAnsi="Times New Roman" w:cs="Times New Roman"/>
-          <w:sz w:val="28"/>
-          <w:szCs w:val="28"/>
-        </w:rPr>
-        <w:t>}</w:t>
-      </w:r>
-    </w:p>
-    <w:p>
-      <w:pPr>
-        <w:tabs>
-          <w:tab w:val="left" w:pos="567"/>
-          <w:tab w:val="left" w:pos="851"/>
-          <w:tab w:val="left" w:pos="1134"/>
-          <w:tab w:val="left" w:pos="6237"/>
-        </w:tabs>
-        <w:spacing w:after="60" w:line="240" w:lineRule="auto"/>
-        <w:jc w:val="both"/>
-        <w:rPr>
-          <w:rFonts w:ascii="Times New Roman" w:eastAsia="Times New Roman" w:hAnsi="Times New Roman" w:cs="Times New Roman"/>
-          <w:sz w:val="28"/>
-          <w:szCs w:val="28"/>
-        </w:rPr>
-      </w:pPr>
-    </w:p>
-    <w:p>
-      <w:pPr>
-        <w:tabs>
-          <w:tab w:val="left" w:pos="567"/>
-          <w:tab w:val="left" w:pos="851"/>
-          <w:tab w:val="left" w:pos="1134"/>
-          <w:tab w:val="left" w:pos="6237"/>
-        </w:tabs>
-        <w:spacing w:after="60" w:line="240" w:lineRule="auto"/>
-        <w:jc w:val="both"/>
-        <w:rPr>
-          <w:rFonts w:ascii="Times New Roman" w:eastAsia="Times New Roman" w:hAnsi="Times New Roman" w:cs="Times New Roman"/>
-          <w:b/>
-          <w:sz w:val="28"/>
-          <w:szCs w:val="28"/>
-        </w:rPr>
-      </w:pPr>
-      <w:r>
-        <w:rPr>
-          <w:rFonts w:ascii="Times New Roman" w:eastAsia="Times New Roman" w:hAnsi="Times New Roman" w:cs="Times New Roman"/>
-          <w:b/>
-          <w:sz w:val="28"/>
-          <w:szCs w:val="28"/>
-        </w:rPr>
-        <w:t>Пояснительный текст к программе</w:t>
-      </w:r>
-    </w:p>
-    <w:p>
-      <w:pPr>
-        <w:tabs>
-          <w:tab w:val="left" w:pos="567"/>
-          <w:tab w:val="left" w:pos="851"/>
-          <w:tab w:val="left" w:pos="1134"/>
-          <w:tab w:val="left" w:pos="6237"/>
-        </w:tabs>
-        <w:spacing w:after="60" w:line="240" w:lineRule="auto"/>
-        <w:jc w:val="both"/>
-        <w:rPr>
-          <w:rFonts w:ascii="Times New Roman" w:eastAsia="Times New Roman" w:hAnsi="Times New Roman" w:cs="Times New Roman"/>
-          <w:sz w:val="28"/>
-          <w:szCs w:val="28"/>
-        </w:rPr>
-      </w:pPr>
-      <w:proofErr w:type="spellStart"/>
-      <w:r>
-        <w:rPr>
-          <w:rFonts w:ascii="Times New Roman" w:eastAsia="Times New Roman" w:hAnsi="Times New Roman" w:cs="Times New Roman"/>
-          <w:b/>
-          <w:sz w:val="28"/>
-          <w:szCs w:val="28"/>
-        </w:rPr>
-        <w:t>locale.h</w:t>
-      </w:r>
-      <w:proofErr w:type="spellEnd"/>
-      <w:r>
-        <w:rPr>
-          <w:rFonts w:ascii="Times New Roman" w:eastAsia="Times New Roman" w:hAnsi="Times New Roman" w:cs="Times New Roman"/>
-          <w:b/>
-          <w:sz w:val="28"/>
-          <w:szCs w:val="28"/>
-        </w:rPr>
-        <w:t xml:space="preserve"> - </w:t>
-      </w:r>
-      <w:r>
-        <w:rPr>
-          <w:rFonts w:ascii="Times New Roman" w:eastAsia="Times New Roman" w:hAnsi="Times New Roman" w:cs="Times New Roman"/>
-          <w:sz w:val="28"/>
-          <w:szCs w:val="28"/>
-        </w:rPr>
-        <w:t>библиотека для русского языка</w:t>
-      </w:r>
-    </w:p>
-    <w:p>
-      <w:pPr>
-        <w:tabs>
-          <w:tab w:val="left" w:pos="567"/>
-          <w:tab w:val="left" w:pos="851"/>
-          <w:tab w:val="left" w:pos="1134"/>
-          <w:tab w:val="left" w:pos="6237"/>
-        </w:tabs>
-        <w:spacing w:after="60" w:line="240" w:lineRule="auto"/>
-        <w:jc w:val="both"/>
-        <w:rPr>
-          <w:rFonts w:ascii="Times New Roman" w:eastAsia="Times New Roman" w:hAnsi="Times New Roman" w:cs="Times New Roman"/>
-          <w:sz w:val="28"/>
-          <w:szCs w:val="28"/>
-        </w:rPr>
-      </w:pPr>
-      <w:proofErr w:type="spellStart"/>
-      <w:r>
-        <w:rPr>
-          <w:rFonts w:ascii="Times New Roman" w:eastAsia="Times New Roman" w:hAnsi="Times New Roman" w:cs="Times New Roman"/>
-          <w:b/>
-          <w:sz w:val="28"/>
-          <w:szCs w:val="28"/>
-        </w:rPr>
-        <w:t>log</w:t>
-      </w:r>
-      <w:proofErr w:type="spellEnd"/>
-      <w:r>
-        <w:rPr>
-          <w:rFonts w:ascii="Times New Roman" w:eastAsia="Times New Roman" w:hAnsi="Times New Roman" w:cs="Times New Roman"/>
-          <w:b/>
-          <w:sz w:val="28"/>
-          <w:szCs w:val="28"/>
-        </w:rPr>
-        <w:t xml:space="preserve"> - </w:t>
-      </w:r>
-      <w:r>
-        <w:rPr>
-          <w:rFonts w:ascii="Times New Roman" w:eastAsia="Times New Roman" w:hAnsi="Times New Roman" w:cs="Times New Roman"/>
-          <w:sz w:val="28"/>
-          <w:szCs w:val="28"/>
-        </w:rPr>
-        <w:t>логарифм</w:t>
-      </w:r>
-    </w:p>
-    <w:p>
-      <w:pPr>
-        <w:tabs>
-          <w:tab w:val="left" w:pos="567"/>
-          <w:tab w:val="left" w:pos="851"/>
-          <w:tab w:val="left" w:pos="1134"/>
-          <w:tab w:val="left" w:pos="6237"/>
-        </w:tabs>
-        <w:spacing w:after="60" w:line="240" w:lineRule="auto"/>
-        <w:jc w:val="both"/>
-        <w:rPr>
-          <w:rFonts w:ascii="Times New Roman" w:eastAsia="Times New Roman" w:hAnsi="Times New Roman" w:cs="Times New Roman"/>
-          <w:sz w:val="28"/>
-          <w:szCs w:val="28"/>
-        </w:rPr>
-      </w:pPr>
-      <w:proofErr w:type="spellStart"/>
-      <w:r>
-        <w:rPr>
-          <w:rFonts w:ascii="Times New Roman" w:eastAsia="Times New Roman" w:hAnsi="Times New Roman" w:cs="Times New Roman"/>
-          <w:b/>
-          <w:sz w:val="28"/>
-          <w:szCs w:val="28"/>
-        </w:rPr>
-        <w:t>pow</w:t>
-      </w:r>
-      <w:proofErr w:type="spellEnd"/>
-      <w:r>
-        <w:rPr>
-          <w:rFonts w:ascii="Times New Roman" w:eastAsia="Times New Roman" w:hAnsi="Times New Roman" w:cs="Times New Roman"/>
-          <w:b/>
-          <w:sz w:val="28"/>
-          <w:szCs w:val="28"/>
-        </w:rPr>
-        <w:t xml:space="preserve"> - </w:t>
-      </w:r>
-      <w:r>
-        <w:rPr>
-          <w:rFonts w:ascii="Times New Roman" w:eastAsia="Times New Roman" w:hAnsi="Times New Roman" w:cs="Times New Roman"/>
-          <w:sz w:val="28"/>
-          <w:szCs w:val="28"/>
-        </w:rPr>
-        <w:t>возведение в степень</w:t>
-      </w:r>
-    </w:p>
-    <w:p>
-      <w:pPr>
-        <w:tabs>
-          <w:tab w:val="left" w:pos="567"/>
-          <w:tab w:val="left" w:pos="851"/>
-          <w:tab w:val="left" w:pos="1134"/>
-          <w:tab w:val="left" w:pos="6237"/>
-        </w:tabs>
-        <w:spacing w:after="60" w:line="240" w:lineRule="auto"/>
-        <w:jc w:val="both"/>
-        <w:rPr>
-          <w:rFonts w:ascii="Times New Roman" w:eastAsia="Times New Roman" w:hAnsi="Times New Roman" w:cs="Times New Roman"/>
-          <w:sz w:val="28"/>
-          <w:szCs w:val="28"/>
-        </w:rPr>
-      </w:pPr>
-      <w:proofErr w:type="spellStart"/>
-      <w:r>
-        <w:rPr>
-          <w:rFonts w:ascii="Times New Roman" w:eastAsia="Times New Roman" w:hAnsi="Times New Roman" w:cs="Times New Roman"/>
-          <w:b/>
-          <w:sz w:val="28"/>
-          <w:szCs w:val="28"/>
-        </w:rPr>
-        <w:t>tan</w:t>
-      </w:r>
-      <w:proofErr w:type="spellEnd"/>
-      <w:r>
-        <w:rPr>
-          <w:rFonts w:ascii="Times New Roman" w:eastAsia="Times New Roman" w:hAnsi="Times New Roman" w:cs="Times New Roman"/>
-          <w:b/>
-          <w:sz w:val="28"/>
-          <w:szCs w:val="28"/>
-        </w:rPr>
-        <w:t xml:space="preserve"> - </w:t>
-      </w:r>
-      <w:r>
-        <w:rPr>
-          <w:rFonts w:ascii="Times New Roman" w:eastAsia="Times New Roman" w:hAnsi="Times New Roman" w:cs="Times New Roman"/>
-          <w:sz w:val="28"/>
-          <w:szCs w:val="28"/>
-        </w:rPr>
-        <w:t>тангенс</w:t>
-      </w:r>
-    </w:p>
-    <w:p>
-      <w:pPr>
-        <w:tabs>
-          <w:tab w:val="left" w:pos="567"/>
-          <w:tab w:val="left" w:pos="851"/>
-          <w:tab w:val="left" w:pos="1134"/>
-          <w:tab w:val="left" w:pos="6237"/>
-        </w:tabs>
-        <w:spacing w:after="60" w:line="240" w:lineRule="auto"/>
-        <w:jc w:val="both"/>
-        <w:rPr>
-          <w:rFonts w:ascii="Times New Roman" w:eastAsia="Times New Roman" w:hAnsi="Times New Roman" w:cs="Times New Roman"/>
-          <w:sz w:val="28"/>
-          <w:szCs w:val="28"/>
-        </w:rPr>
-      </w:pPr>
-      <w:proofErr w:type="spellStart"/>
-      <w:r>
-        <w:rPr>
-          <w:rFonts w:ascii="Times New Roman" w:eastAsia="Times New Roman" w:hAnsi="Times New Roman" w:cs="Times New Roman"/>
-          <w:b/>
-          <w:sz w:val="28"/>
-          <w:szCs w:val="28"/>
-        </w:rPr>
+          <w:b/>
+          <w:sz w:val="28"/>
+          <w:szCs w:val="28"/>
+        </w:rPr>
+        <w:lastRenderedPageBreak/>
         <w:t>sqrt</w:t>
       </w:r>
       <w:proofErr w:type="spellEnd"/>
